--- a/knowledge/unity学习总结.docx
+++ b/knowledge/unity学习总结.docx
@@ -328,9 +328,498 @@
     </w:p>
     <w:p>
       <w:pPr>
+        <w:rPr>
+          <w:rFonts w:hint="eastAsia"/>
+          <w:lang w:val="en-US" w:eastAsia="zh-CN"/>
+        </w:rPr>
+      </w:pPr>
+      <w:r>
+        <w:rPr>
+          <w:rFonts w:hint="eastAsia"/>
+          <w:lang w:val="en-US" w:eastAsia="zh-CN"/>
+        </w:rPr>
+        <w:br w:type="page"/>
+      </w:r>
+    </w:p>
+    <w:p>
+      <w:pPr>
         <w:pStyle w:val="3"/>
         <w:bidi w:val="0"/>
         <w:rPr>
+          <w:rFonts w:hint="eastAsia"/>
+          <w:lang w:val="en-US" w:eastAsia="zh-CN"/>
+        </w:rPr>
+      </w:pPr>
+      <w:r>
+        <w:rPr>
+          <w:rFonts w:hint="eastAsia"/>
+          <w:lang w:val="en-US" w:eastAsia="zh-CN"/>
+        </w:rPr>
+        <w:t>反射</w:t>
+      </w:r>
+    </w:p>
+    <w:p>
+      <w:pPr>
+        <w:rPr>
+          <w:rFonts w:hint="eastAsia"/>
+          <w:lang w:val="en-US" w:eastAsia="zh-CN"/>
+        </w:rPr>
+      </w:pPr>
+      <w:r>
+        <w:rPr>
+          <w:rFonts w:hint="eastAsia"/>
+          <w:lang w:val="en-US" w:eastAsia="zh-CN"/>
+        </w:rPr>
+        <w:t>反射是C#中的一种机制，它允许程序在运行时检查和操作自身元数据以及加载的程序集中的类型信息。反射可以动态地创建对象、调用方法、访问字段和属性，无需在编译时确定。反射是许多高级框架（如依赖注入容器、ORM、序列化库）的核心基石。</w:t>
+      </w:r>
+    </w:p>
+    <w:p>
+      <w:pPr>
+        <w:pStyle w:val="4"/>
+        <w:bidi w:val="0"/>
+        <w:rPr>
+          <w:rFonts w:hint="eastAsia"/>
+          <w:lang w:val="en-US" w:eastAsia="zh-CN"/>
+        </w:rPr>
+      </w:pPr>
+      <w:r>
+        <w:rPr>
+          <w:rFonts w:hint="eastAsia"/>
+          <w:lang w:val="en-US" w:eastAsia="zh-CN"/>
+        </w:rPr>
+        <w:t>核心命名空间与类</w:t>
+      </w:r>
+    </w:p>
+    <w:p>
+      <w:r>
+        <w:drawing>
+          <wp:inline distT="0" distB="0" distL="114300" distR="114300">
+            <wp:extent cx="5269230" cy="3402965"/>
+            <wp:effectExtent l="0" t="0" r="7620" b="6985"/>
+            <wp:docPr id="4" name="图片 1"/>
+            <wp:cNvGraphicFramePr>
+              <a:graphicFrameLocks xmlns:a="http://schemas.openxmlformats.org/drawingml/2006/main" noChangeAspect="1"/>
+            </wp:cNvGraphicFramePr>
+            <a:graphic xmlns:a="http://schemas.openxmlformats.org/drawingml/2006/main">
+              <a:graphicData uri="http://schemas.openxmlformats.org/drawingml/2006/picture">
+                <pic:pic xmlns:pic="http://schemas.openxmlformats.org/drawingml/2006/picture">
+                  <pic:nvPicPr>
+                    <pic:cNvPr id="4" name="图片 1"/>
+                    <pic:cNvPicPr>
+                      <a:picLocks noChangeAspect="1"/>
+                    </pic:cNvPicPr>
+                  </pic:nvPicPr>
+                  <pic:blipFill>
+                    <a:blip r:embed="rId7"/>
+                    <a:stretch>
+                      <a:fillRect/>
+                    </a:stretch>
+                  </pic:blipFill>
+                  <pic:spPr>
+                    <a:xfrm>
+                      <a:off x="0" y="0"/>
+                      <a:ext cx="5269230" cy="3402965"/>
+                    </a:xfrm>
+                    <a:prstGeom prst="rect">
+                      <a:avLst/>
+                    </a:prstGeom>
+                    <a:noFill/>
+                    <a:ln>
+                      <a:noFill/>
+                    </a:ln>
+                  </pic:spPr>
+                </pic:pic>
+              </a:graphicData>
+            </a:graphic>
+          </wp:inline>
+        </w:drawing>
+      </w:r>
+    </w:p>
+    <w:p>
+      <w:pPr>
+        <w:pStyle w:val="4"/>
+        <w:bidi w:val="0"/>
+        <w:rPr>
+          <w:rFonts w:hint="eastAsia"/>
+          <w:lang w:val="en-US" w:eastAsia="zh-CN"/>
+        </w:rPr>
+      </w:pPr>
+      <w:r>
+        <w:rPr>
+          <w:rFonts w:hint="eastAsia"/>
+          <w:lang w:val="en-US" w:eastAsia="zh-CN"/>
+        </w:rPr>
+        <w:t>使用示例</w:t>
+      </w:r>
+    </w:p>
+    <w:p>
+      <w:r>
+        <w:drawing>
+          <wp:inline distT="0" distB="0" distL="114300" distR="114300">
+            <wp:extent cx="5270500" cy="8145145"/>
+            <wp:effectExtent l="0" t="0" r="6350" b="8255"/>
+            <wp:docPr id="6" name="图片 2"/>
+            <wp:cNvGraphicFramePr>
+              <a:graphicFrameLocks xmlns:a="http://schemas.openxmlformats.org/drawingml/2006/main" noChangeAspect="1"/>
+            </wp:cNvGraphicFramePr>
+            <a:graphic xmlns:a="http://schemas.openxmlformats.org/drawingml/2006/main">
+              <a:graphicData uri="http://schemas.openxmlformats.org/drawingml/2006/picture">
+                <pic:pic xmlns:pic="http://schemas.openxmlformats.org/drawingml/2006/picture">
+                  <pic:nvPicPr>
+                    <pic:cNvPr id="6" name="图片 2"/>
+                    <pic:cNvPicPr>
+                      <a:picLocks noChangeAspect="1"/>
+                    </pic:cNvPicPr>
+                  </pic:nvPicPr>
+                  <pic:blipFill>
+                    <a:blip r:embed="rId8"/>
+                    <a:stretch>
+                      <a:fillRect/>
+                    </a:stretch>
+                  </pic:blipFill>
+                  <pic:spPr>
+                    <a:xfrm>
+                      <a:off x="0" y="0"/>
+                      <a:ext cx="5270500" cy="8145145"/>
+                    </a:xfrm>
+                    <a:prstGeom prst="rect">
+                      <a:avLst/>
+                    </a:prstGeom>
+                    <a:noFill/>
+                    <a:ln>
+                      <a:noFill/>
+                    </a:ln>
+                  </pic:spPr>
+                </pic:pic>
+              </a:graphicData>
+            </a:graphic>
+          </wp:inline>
+        </w:drawing>
+      </w:r>
+    </w:p>
+    <w:p>
+      <w:r>
+        <w:drawing>
+          <wp:inline distT="0" distB="0" distL="114300" distR="114300">
+            <wp:extent cx="5271135" cy="6560820"/>
+            <wp:effectExtent l="0" t="0" r="5715" b="11430"/>
+            <wp:docPr id="7" name="图片 3"/>
+            <wp:cNvGraphicFramePr>
+              <a:graphicFrameLocks xmlns:a="http://schemas.openxmlformats.org/drawingml/2006/main" noChangeAspect="1"/>
+            </wp:cNvGraphicFramePr>
+            <a:graphic xmlns:a="http://schemas.openxmlformats.org/drawingml/2006/main">
+              <a:graphicData uri="http://schemas.openxmlformats.org/drawingml/2006/picture">
+                <pic:pic xmlns:pic="http://schemas.openxmlformats.org/drawingml/2006/picture">
+                  <pic:nvPicPr>
+                    <pic:cNvPr id="7" name="图片 3"/>
+                    <pic:cNvPicPr>
+                      <a:picLocks noChangeAspect="1"/>
+                    </pic:cNvPicPr>
+                  </pic:nvPicPr>
+                  <pic:blipFill>
+                    <a:blip r:embed="rId9"/>
+                    <a:stretch>
+                      <a:fillRect/>
+                    </a:stretch>
+                  </pic:blipFill>
+                  <pic:spPr>
+                    <a:xfrm>
+                      <a:off x="0" y="0"/>
+                      <a:ext cx="5271135" cy="6560820"/>
+                    </a:xfrm>
+                    <a:prstGeom prst="rect">
+                      <a:avLst/>
+                    </a:prstGeom>
+                    <a:noFill/>
+                    <a:ln>
+                      <a:noFill/>
+                    </a:ln>
+                  </pic:spPr>
+                </pic:pic>
+              </a:graphicData>
+            </a:graphic>
+          </wp:inline>
+        </w:drawing>
+      </w:r>
+    </w:p>
+    <w:p>
+      <w:pPr>
+        <w:pStyle w:val="4"/>
+        <w:bidi w:val="0"/>
+        <w:rPr>
+          <w:rFonts w:hint="eastAsia"/>
+          <w:lang w:val="en-US" w:eastAsia="zh-CN"/>
+        </w:rPr>
+      </w:pPr>
+      <w:r>
+        <w:rPr>
+          <w:rFonts w:hint="eastAsia"/>
+          <w:lang w:val="en-US" w:eastAsia="zh-CN"/>
+        </w:rPr>
+        <w:t>使用场景</w:t>
+      </w:r>
+    </w:p>
+    <w:p>
+      <w:pPr>
+        <w:rPr>
+          <w:rFonts w:hint="eastAsia"/>
+          <w:lang w:val="en-US" w:eastAsia="zh-CN"/>
+        </w:rPr>
+      </w:pPr>
+      <w:r>
+        <w:rPr>
+          <w:rFonts w:hint="eastAsia"/>
+          <w:lang w:val="en-US" w:eastAsia="zh-CN"/>
+        </w:rPr>
+        <w:t>依赖注入容器：通过反射创建对象、解析依赖。</w:t>
+      </w:r>
+    </w:p>
+    <w:p>
+      <w:pPr>
+        <w:rPr>
+          <w:rFonts w:hint="eastAsia"/>
+          <w:lang w:val="en-US" w:eastAsia="zh-CN"/>
+        </w:rPr>
+      </w:pPr>
+      <w:r>
+        <w:rPr>
+          <w:rFonts w:hint="eastAsia"/>
+          <w:lang w:val="en-US" w:eastAsia="zh-CN"/>
+        </w:rPr>
+        <w:t>插件系统：加载外部程序集中的类并调用。</w:t>
+      </w:r>
+    </w:p>
+    <w:p>
+      <w:pPr>
+        <w:rPr>
+          <w:rFonts w:hint="eastAsia"/>
+          <w:lang w:val="en-US" w:eastAsia="zh-CN"/>
+        </w:rPr>
+      </w:pPr>
+      <w:r>
+        <w:rPr>
+          <w:rFonts w:hint="eastAsia"/>
+          <w:lang w:val="en-US" w:eastAsia="zh-CN"/>
+        </w:rPr>
+        <w:t>ORM框架：将数据库查询结果映射到对象属性。</w:t>
+      </w:r>
+    </w:p>
+    <w:p>
+      <w:pPr>
+        <w:rPr>
+          <w:rFonts w:hint="default"/>
+          <w:lang w:val="en-US" w:eastAsia="zh-CN"/>
+        </w:rPr>
+      </w:pPr>
+      <w:r>
+        <w:rPr>
+          <w:rFonts w:hint="default"/>
+          <w:lang w:val="en-US" w:eastAsia="zh-CN"/>
+        </w:rPr>
+        <w:t>序列化/反序列化（如 JSON、XML 序列化库）。</w:t>
+      </w:r>
+    </w:p>
+    <w:p>
+      <w:pPr>
+        <w:rPr>
+          <w:rFonts w:hint="default"/>
+          <w:lang w:val="en-US" w:eastAsia="zh-CN"/>
+        </w:rPr>
+      </w:pPr>
+      <w:r>
+        <w:rPr>
+          <w:rFonts w:hint="default"/>
+          <w:lang w:val="en-US" w:eastAsia="zh-CN"/>
+        </w:rPr>
+        <w:t>单元测试框架：动态发现和执行测试方法。</w:t>
+      </w:r>
+    </w:p>
+    <w:p>
+      <w:pPr>
+        <w:rPr>
+          <w:rFonts w:hint="default"/>
+          <w:lang w:val="en-US" w:eastAsia="zh-CN"/>
+        </w:rPr>
+      </w:pPr>
+      <w:r>
+        <w:rPr>
+          <w:rFonts w:hint="default"/>
+          <w:lang w:val="en-US" w:eastAsia="zh-CN"/>
+        </w:rPr>
+        <w:t>自定义特性处理：读取标记在类/方法上的 Attribute 并执行相应逻辑。</w:t>
+      </w:r>
+    </w:p>
+    <w:p>
+      <w:pPr>
+        <w:pStyle w:val="4"/>
+        <w:bidi w:val="0"/>
+        <w:rPr>
+          <w:rFonts w:hint="eastAsia"/>
+          <w:lang w:val="en-US" w:eastAsia="zh-CN"/>
+        </w:rPr>
+      </w:pPr>
+      <w:r>
+        <w:rPr>
+          <w:rFonts w:hint="eastAsia"/>
+          <w:lang w:val="en-US" w:eastAsia="zh-CN"/>
+        </w:rPr>
+        <w:t>注意与优化</w:t>
+      </w:r>
+    </w:p>
+    <w:p>
+      <w:pPr>
+        <w:numPr>
+          <w:ilvl w:val="0"/>
+          <w:numId w:val="2"/>
+        </w:numPr>
+        <w:rPr>
+          <w:rFonts w:hint="eastAsia"/>
+          <w:lang w:val="en-US" w:eastAsia="zh-CN"/>
+        </w:rPr>
+      </w:pPr>
+      <w:r>
+        <w:rPr>
+          <w:rFonts w:hint="eastAsia"/>
+          <w:lang w:val="en-US" w:eastAsia="zh-CN"/>
+        </w:rPr>
+        <w:t>性能开销比直接调用大，因为涉及（类型查找、参数封装、安全检查等）</w:t>
+      </w:r>
+    </w:p>
+    <w:p>
+      <w:pPr>
+        <w:widowControl w:val="0"/>
+        <w:numPr>
+          <w:ilvl w:val="0"/>
+          <w:numId w:val="0"/>
+        </w:numPr>
+        <w:bidi w:val="0"/>
+        <w:spacing w:line="360" w:lineRule="auto"/>
+        <w:ind w:left="840" w:leftChars="0" w:firstLine="420" w:firstLineChars="0"/>
+        <w:jc w:val="left"/>
+        <w:rPr>
+          <w:rFonts w:hint="eastAsia"/>
+          <w:lang w:val="en-US" w:eastAsia="zh-CN"/>
+        </w:rPr>
+      </w:pPr>
+      <w:r>
+        <w:rPr>
+          <w:rFonts w:hint="eastAsia"/>
+          <w:lang w:val="en-US" w:eastAsia="zh-CN"/>
+        </w:rPr>
+        <w:t>优化：</w:t>
+      </w:r>
+    </w:p>
+    <w:p>
+      <w:pPr>
+        <w:widowControl w:val="0"/>
+        <w:numPr>
+          <w:ilvl w:val="0"/>
+          <w:numId w:val="0"/>
+        </w:numPr>
+        <w:bidi w:val="0"/>
+        <w:spacing w:line="360" w:lineRule="auto"/>
+        <w:ind w:left="840" w:leftChars="0" w:firstLine="420" w:firstLineChars="0"/>
+        <w:jc w:val="left"/>
+        <w:rPr>
+          <w:rFonts w:hint="eastAsia"/>
+          <w:lang w:val="en-US" w:eastAsia="zh-CN"/>
+        </w:rPr>
+      </w:pPr>
+      <w:r>
+        <w:rPr>
+          <w:rFonts w:hint="eastAsia"/>
+          <w:lang w:val="en-US" w:eastAsia="zh-CN"/>
+        </w:rPr>
+        <w:t>缓存反射结果：将获取到的 MethodInfo、PropertyInfo 等缓存起来重复使用，避免反复查找。</w:t>
+      </w:r>
+    </w:p>
+    <w:p>
+      <w:pPr>
+        <w:widowControl w:val="0"/>
+        <w:numPr>
+          <w:ilvl w:val="0"/>
+          <w:numId w:val="0"/>
+        </w:numPr>
+        <w:bidi w:val="0"/>
+        <w:spacing w:line="360" w:lineRule="auto"/>
+        <w:ind w:left="840" w:leftChars="0" w:firstLine="420" w:firstLineChars="0"/>
+        <w:jc w:val="left"/>
+        <w:rPr>
+          <w:rFonts w:hint="eastAsia"/>
+          <w:lang w:val="en-US" w:eastAsia="zh-CN"/>
+        </w:rPr>
+      </w:pPr>
+      <w:r>
+        <w:rPr>
+          <w:rFonts w:hint="eastAsia"/>
+          <w:lang w:val="en-US" w:eastAsia="zh-CN"/>
+        </w:rPr>
+        <w:t>避免频繁反射调用：对性能敏感的热点路径应尽量使用直接调用或编译时生成代码（如表达式树、动态方法）。</w:t>
+      </w:r>
+    </w:p>
+    <w:p>
+      <w:pPr>
+        <w:widowControl w:val="0"/>
+        <w:numPr>
+          <w:ilvl w:val="0"/>
+          <w:numId w:val="0"/>
+        </w:numPr>
+        <w:bidi w:val="0"/>
+        <w:spacing w:line="360" w:lineRule="auto"/>
+        <w:ind w:left="840" w:leftChars="0" w:firstLine="420" w:firstLineChars="0"/>
+        <w:jc w:val="left"/>
+        <w:rPr>
+          <w:rFonts w:hint="eastAsia"/>
+          <w:lang w:val="en-US" w:eastAsia="zh-CN"/>
+        </w:rPr>
+      </w:pPr>
+      <w:r>
+        <w:rPr>
+          <w:rFonts w:hint="eastAsia"/>
+          <w:lang w:val="en-US" w:eastAsia="zh-CN"/>
+        </w:rPr>
+        <w:t>考虑替代方案：在某些场景下，可使用 dynamic 类型（基于 DLR）或委托（Delegate.CreateDelegate）提高性能。</w:t>
+      </w:r>
+    </w:p>
+    <w:p>
+      <w:pPr>
+        <w:numPr>
+          <w:ilvl w:val="0"/>
+          <w:numId w:val="2"/>
+        </w:numPr>
+        <w:rPr>
+          <w:rFonts w:hint="eastAsia"/>
+          <w:lang w:val="en-US" w:eastAsia="zh-CN"/>
+        </w:rPr>
+      </w:pPr>
+      <w:r>
+        <w:rPr>
+          <w:rFonts w:hint="eastAsia"/>
+          <w:lang w:val="en-US" w:eastAsia="zh-CN"/>
+        </w:rPr>
+        <w:t>安全限制，在某些环境（如部分信任、AOT 编译）中可能被限制或不可用。</w:t>
+      </w:r>
+    </w:p>
+    <w:p>
+      <w:pPr>
+        <w:rPr>
+          <w:rFonts w:hint="eastAsia"/>
+          <w:lang w:val="en-US" w:eastAsia="zh-CN"/>
+        </w:rPr>
+      </w:pPr>
+      <w:r>
+        <w:rPr>
+          <w:rFonts w:hint="eastAsia"/>
+          <w:lang w:val="en-US" w:eastAsia="zh-CN"/>
+        </w:rPr>
+        <w:br w:type="page"/>
+      </w:r>
+    </w:p>
+    <w:p>
+      <w:pPr>
+        <w:pStyle w:val="3"/>
+        <w:bidi w:val="0"/>
+        <w:rPr>
           <w:rFonts w:hint="default"/>
           <w:lang w:val="en-US" w:eastAsia="zh-CN"/>
         </w:rPr>
@@ -341,21 +830,6 @@
           <w:lang w:val="en-US" w:eastAsia="zh-CN"/>
         </w:rPr>
         <w:t>性能优化</w:t>
-      </w:r>
-    </w:p>
-    <w:p>
-      <w:pPr>
-        <w:rPr>
-          <w:rFonts w:hint="eastAsia"/>
-          <w:lang w:val="en-US" w:eastAsia="zh-CN"/>
-        </w:rPr>
-      </w:pPr>
-      <w:r>
-        <w:rPr>
-          <w:rFonts w:hint="eastAsia"/>
-          <w:lang w:val="en-US" w:eastAsia="zh-CN"/>
-        </w:rPr>
-        <w:br w:type="page"/>
       </w:r>
     </w:p>
     <w:p>
@@ -427,7 +901,7 @@
                     </pic:cNvPicPr>
                   </pic:nvPicPr>
                   <pic:blipFill>
-                    <a:blip r:embed="rId7"/>
+                    <a:blip r:embed="rId10"/>
                     <a:stretch>
                       <a:fillRect/>
                     </a:stretch>
@@ -472,7 +946,7 @@
                     </pic:cNvPicPr>
                   </pic:nvPicPr>
                   <pic:blipFill>
-                    <a:blip r:embed="rId8"/>
+                    <a:blip r:embed="rId11"/>
                     <a:stretch>
                       <a:fillRect/>
                     </a:stretch>
@@ -518,7 +992,7 @@
       <w:pPr>
         <w:numPr>
           <w:ilvl w:val="0"/>
-          <w:numId w:val="2"/>
+          <w:numId w:val="3"/>
         </w:numPr>
         <w:rPr>
           <w:rFonts w:hint="eastAsia"/>
@@ -537,7 +1011,7 @@
       <w:pPr>
         <w:numPr>
           <w:ilvl w:val="0"/>
-          <w:numId w:val="2"/>
+          <w:numId w:val="3"/>
         </w:numPr>
         <w:rPr>
           <w:rFonts w:hint="default"/>
@@ -573,7 +1047,7 @@
       <w:pPr>
         <w:numPr>
           <w:ilvl w:val="0"/>
-          <w:numId w:val="3"/>
+          <w:numId w:val="4"/>
         </w:numPr>
         <w:rPr>
           <w:rFonts w:hint="eastAsia"/>
@@ -592,7 +1066,7 @@
       <w:pPr>
         <w:numPr>
           <w:ilvl w:val="0"/>
-          <w:numId w:val="3"/>
+          <w:numId w:val="4"/>
         </w:numPr>
         <w:rPr>
           <w:rFonts w:hint="default"/>
@@ -611,7 +1085,7 @@
       <w:pPr>
         <w:numPr>
           <w:ilvl w:val="0"/>
-          <w:numId w:val="3"/>
+          <w:numId w:val="4"/>
         </w:numPr>
         <w:rPr>
           <w:rFonts w:hint="default"/>
@@ -629,6 +1103,7 @@
     <w:p>
       <w:pPr>
         <w:numPr>
+          <w:ilvl w:val="0"/>
           <w:numId w:val="0"/>
         </w:numPr>
         <w:ind w:leftChars="400"/>
@@ -648,6 +1123,7 @@
     <w:p>
       <w:pPr>
         <w:numPr>
+          <w:ilvl w:val="0"/>
           <w:numId w:val="0"/>
         </w:numPr>
         <w:ind w:leftChars="400"/>
@@ -667,6 +1143,7 @@
     <w:p>
       <w:pPr>
         <w:numPr>
+          <w:ilvl w:val="0"/>
           <w:numId w:val="0"/>
         </w:numPr>
         <w:ind w:leftChars="400"/>
@@ -727,7 +1204,7 @@
       </w:r>
       <w:r>
         <w:rPr>
-          <w:rStyle w:val="9"/>
+          <w:rStyle w:val="10"/>
           <w:rFonts w:ascii="Consolas" w:hAnsi="Consolas" w:eastAsia="Consolas" w:cs="Consolas"/>
           <w:i w:val="0"/>
           <w:iCs w:val="0"/>
@@ -736,7 +1213,6 @@
           <w:spacing w:val="0"/>
           <w:sz w:val="18"/>
           <w:szCs w:val="18"/>
-          <w:bdr w:val="none" w:color="auto" w:sz="0" w:space="0"/>
           <w:shd w:val="clear" w:fill="EBEEF2"/>
         </w:rPr>
         <w:t>System.Collections.Concurrent</w:t>
@@ -940,7 +1416,7 @@
       <w:pPr>
         <w:numPr>
           <w:ilvl w:val="0"/>
-          <w:numId w:val="4"/>
+          <w:numId w:val="5"/>
         </w:numPr>
         <w:ind w:left="420" w:leftChars="0" w:firstLine="420" w:firstLineChars="0"/>
         <w:rPr>
@@ -1024,7 +1500,7 @@
       <w:pPr>
         <w:numPr>
           <w:ilvl w:val="0"/>
-          <w:numId w:val="4"/>
+          <w:numId w:val="5"/>
         </w:numPr>
         <w:ind w:left="420" w:leftChars="0" w:firstLine="420" w:firstLineChars="0"/>
         <w:rPr>
@@ -1119,7 +1595,7 @@
                     </pic:cNvPicPr>
                   </pic:nvPicPr>
                   <pic:blipFill>
-                    <a:blip r:embed="rId9"/>
+                    <a:blip r:embed="rId12"/>
                     <a:stretch>
                       <a:fillRect/>
                     </a:stretch>
@@ -1166,7 +1642,7 @@
         <w:widowControl w:val="0"/>
         <w:numPr>
           <w:ilvl w:val="0"/>
-          <w:numId w:val="5"/>
+          <w:numId w:val="6"/>
         </w:numPr>
         <w:bidi w:val="0"/>
         <w:spacing w:line="360" w:lineRule="auto"/>
@@ -1194,7 +1670,7 @@
         <w:widowControl w:val="0"/>
         <w:numPr>
           <w:ilvl w:val="0"/>
-          <w:numId w:val="5"/>
+          <w:numId w:val="6"/>
         </w:numPr>
         <w:bidi w:val="0"/>
         <w:spacing w:line="360" w:lineRule="auto"/>
@@ -1222,7 +1698,7 @@
         <w:widowControl w:val="0"/>
         <w:numPr>
           <w:ilvl w:val="0"/>
-          <w:numId w:val="5"/>
+          <w:numId w:val="6"/>
         </w:numPr>
         <w:bidi w:val="0"/>
         <w:spacing w:line="360" w:lineRule="auto"/>
@@ -1250,7 +1726,7 @@
         <w:widowControl w:val="0"/>
         <w:numPr>
           <w:ilvl w:val="0"/>
-          <w:numId w:val="5"/>
+          <w:numId w:val="6"/>
         </w:numPr>
         <w:bidi w:val="0"/>
         <w:spacing w:line="360" w:lineRule="auto"/>
@@ -1277,6 +1753,7 @@
       <w:pPr>
         <w:widowControl w:val="0"/>
         <w:numPr>
+          <w:ilvl w:val="0"/>
           <w:numId w:val="0"/>
         </w:numPr>
         <w:bidi w:val="0"/>
@@ -1303,7 +1780,7 @@
                     </pic:cNvPicPr>
                   </pic:nvPicPr>
                   <pic:blipFill>
-                    <a:blip r:embed="rId10"/>
+                    <a:blip r:embed="rId13"/>
                     <a:stretch>
                       <a:fillRect/>
                     </a:stretch>
@@ -1332,6 +1809,7 @@
       <w:pPr>
         <w:widowControl w:val="0"/>
         <w:numPr>
+          <w:ilvl w:val="0"/>
           <w:numId w:val="0"/>
         </w:numPr>
         <w:bidi w:val="0"/>
@@ -1519,6 +1997,100 @@
           <w:lang w:val="en-US" w:eastAsia="zh-CN"/>
         </w:rPr>
         <w:t>基础组件</w:t>
+      </w:r>
+    </w:p>
+    <w:p>
+      <w:r>
+        <w:drawing>
+          <wp:inline distT="0" distB="0" distL="114300" distR="114300">
+            <wp:extent cx="3808730" cy="1612265"/>
+            <wp:effectExtent l="0" t="0" r="1270" b="6985"/>
+            <wp:docPr id="12" name="图片 8"/>
+            <wp:cNvGraphicFramePr>
+              <a:graphicFrameLocks xmlns:a="http://schemas.openxmlformats.org/drawingml/2006/main" noChangeAspect="1"/>
+            </wp:cNvGraphicFramePr>
+            <a:graphic xmlns:a="http://schemas.openxmlformats.org/drawingml/2006/main">
+              <a:graphicData uri="http://schemas.openxmlformats.org/drawingml/2006/picture">
+                <pic:pic xmlns:pic="http://schemas.openxmlformats.org/drawingml/2006/picture">
+                  <pic:nvPicPr>
+                    <pic:cNvPr id="12" name="图片 8"/>
+                    <pic:cNvPicPr>
+                      <a:picLocks noChangeAspect="1"/>
+                    </pic:cNvPicPr>
+                  </pic:nvPicPr>
+                  <pic:blipFill>
+                    <a:blip r:embed="rId14"/>
+                    <a:stretch>
+                      <a:fillRect/>
+                    </a:stretch>
+                  </pic:blipFill>
+                  <pic:spPr>
+                    <a:xfrm>
+                      <a:off x="0" y="0"/>
+                      <a:ext cx="3808730" cy="1612265"/>
+                    </a:xfrm>
+                    <a:prstGeom prst="rect">
+                      <a:avLst/>
+                    </a:prstGeom>
+                    <a:noFill/>
+                    <a:ln>
+                      <a:noFill/>
+                    </a:ln>
+                  </pic:spPr>
+                </pic:pic>
+              </a:graphicData>
+            </a:graphic>
+          </wp:inline>
+        </w:drawing>
+      </w:r>
+    </w:p>
+    <w:p>
+      <w:pPr>
+        <w:pStyle w:val="5"/>
+        <w:bidi w:val="0"/>
+        <w:rPr>
+          <w:rFonts w:hint="eastAsia"/>
+          <w:lang w:val="en-US" w:eastAsia="zh-CN"/>
+        </w:rPr>
+      </w:pPr>
+      <w:r>
+        <w:rPr>
+          <w:rFonts w:hint="eastAsia"/>
+          <w:lang w:val="en-US" w:eastAsia="zh-CN"/>
+        </w:rPr>
+        <w:t>Slider滑动栏</w:t>
+      </w:r>
+    </w:p>
+    <w:p>
+      <w:pPr>
+        <w:pStyle w:val="5"/>
+        <w:bidi w:val="0"/>
+        <w:rPr>
+          <w:rFonts w:hint="default"/>
+          <w:lang w:val="en-US" w:eastAsia="zh-CN"/>
+        </w:rPr>
+      </w:pPr>
+      <w:r>
+        <w:rPr>
+          <w:rFonts w:hint="eastAsia"/>
+          <w:lang w:val="en-US" w:eastAsia="zh-CN"/>
+        </w:rPr>
+        <w:t>ScrollBar滚动条</w:t>
+      </w:r>
+    </w:p>
+    <w:p>
+      <w:pPr>
+        <w:rPr>
+          <w:rFonts w:hint="eastAsia"/>
+          <w:lang w:val="en-US" w:eastAsia="zh-CN"/>
+        </w:rPr>
+      </w:pPr>
+      <w:r>
+        <w:rPr>
+          <w:rFonts w:hint="eastAsia"/>
+          <w:lang w:val="en-US" w:eastAsia="zh-CN"/>
+        </w:rPr>
+        <w:br w:type="page"/>
       </w:r>
     </w:p>
     <w:p>
@@ -1594,7 +2166,7 @@
                     </pic:cNvPicPr>
                   </pic:nvPicPr>
                   <pic:blipFill>
-                    <a:blip r:embed="rId11"/>
+                    <a:blip r:embed="rId15"/>
                     <a:stretch>
                       <a:fillRect/>
                     </a:stretch>
@@ -1621,6 +2193,15 @@
     </w:p>
     <w:p>
       <w:pPr>
+        <w:ind w:left="0" w:leftChars="0" w:firstLine="0" w:firstLineChars="0"/>
+        <w:rPr>
+          <w:rFonts w:hint="eastAsia"/>
+          <w:lang w:val="en-US" w:eastAsia="zh-CN"/>
+        </w:rPr>
+      </w:pPr>
+    </w:p>
+    <w:p>
+      <w:pPr>
         <w:pStyle w:val="5"/>
         <w:bidi w:val="0"/>
         <w:rPr>
@@ -1628,125 +2209,6 @@
           <w:lang w:val="en-US" w:eastAsia="zh-CN"/>
         </w:rPr>
       </w:pPr>
-      <w:bookmarkStart w:id="0" w:name="_GoBack"/>
-      <w:bookmarkEnd w:id="0"/>
-      <w:r>
-        <w:rPr>
-          <w:rFonts w:hint="eastAsia"/>
-          <w:lang w:val="en-US" w:eastAsia="zh-CN"/>
-        </w:rPr>
-        <w:t>批处理</w:t>
-      </w:r>
-    </w:p>
-    <w:p>
-      <w:pPr>
-        <w:pStyle w:val="5"/>
-        <w:bidi w:val="0"/>
-        <w:rPr>
-          <w:rFonts w:hint="eastAsia"/>
-          <w:lang w:val="en-US" w:eastAsia="zh-CN"/>
-        </w:rPr>
-      </w:pPr>
-      <w:r>
-        <w:rPr>
-          <w:rFonts w:hint="eastAsia"/>
-          <w:lang w:val="en-US" w:eastAsia="zh-CN"/>
-        </w:rPr>
-        <w:t>图集</w:t>
-      </w:r>
-    </w:p>
-    <w:p>
-      <w:pPr>
-        <w:pStyle w:val="5"/>
-        <w:bidi w:val="0"/>
-        <w:rPr>
-          <w:rFonts w:hint="default"/>
-          <w:lang w:val="en-US" w:eastAsia="zh-CN"/>
-        </w:rPr>
-      </w:pPr>
-      <w:r>
-        <w:rPr>
-          <w:rFonts w:hint="eastAsia"/>
-          <w:lang w:val="en-US" w:eastAsia="zh-CN"/>
-        </w:rPr>
-        <w:t>Overdraw</w:t>
-      </w:r>
-    </w:p>
-    <w:p>
-      <w:pPr>
-        <w:pStyle w:val="3"/>
-        <w:bidi w:val="0"/>
-        <w:rPr>
-          <w:rFonts w:hint="eastAsia"/>
-          <w:lang w:val="en-US" w:eastAsia="zh-CN"/>
-        </w:rPr>
-      </w:pPr>
-      <w:r>
-        <w:rPr>
-          <w:rFonts w:hint="eastAsia"/>
-          <w:lang w:val="en-US" w:eastAsia="zh-CN"/>
-        </w:rPr>
-        <w:t>动画系统</w:t>
-      </w:r>
-    </w:p>
-    <w:p>
-      <w:pPr>
-        <w:pStyle w:val="3"/>
-        <w:bidi w:val="0"/>
-        <w:rPr>
-          <w:rFonts w:hint="eastAsia"/>
-          <w:lang w:val="en-US" w:eastAsia="zh-CN"/>
-        </w:rPr>
-      </w:pPr>
-      <w:r>
-        <w:rPr>
-          <w:rFonts w:hint="eastAsia"/>
-          <w:lang w:val="en-US" w:eastAsia="zh-CN"/>
-        </w:rPr>
-        <w:t>渲染管线</w:t>
-      </w:r>
-    </w:p>
-    <w:p>
-      <w:pPr>
-        <w:pStyle w:val="4"/>
-        <w:bidi w:val="0"/>
-        <w:rPr>
-          <w:rFonts w:hint="eastAsia"/>
-          <w:lang w:val="en-US" w:eastAsia="zh-CN"/>
-        </w:rPr>
-      </w:pPr>
-      <w:r>
-        <w:rPr>
-          <w:rFonts w:hint="eastAsia"/>
-          <w:lang w:val="en-US" w:eastAsia="zh-CN"/>
-        </w:rPr>
-        <w:t>管线渲染流程</w:t>
-      </w:r>
-    </w:p>
-    <w:p>
-      <w:pPr>
-        <w:rPr>
-          <w:rFonts w:hint="eastAsia"/>
-          <w:lang w:val="en-US" w:eastAsia="zh-CN"/>
-        </w:rPr>
-      </w:pPr>
-      <w:r>
-        <w:rPr>
-          <w:rFonts w:hint="eastAsia"/>
-          <w:lang w:val="en-US" w:eastAsia="zh-CN"/>
-        </w:rPr>
-        <w:br w:type="page"/>
-      </w:r>
-    </w:p>
-    <w:p>
-      <w:pPr>
-        <w:pStyle w:val="4"/>
-        <w:bidi w:val="0"/>
-        <w:rPr>
-          <w:rFonts w:hint="eastAsia"/>
-          <w:lang w:val="en-US" w:eastAsia="zh-CN"/>
-        </w:rPr>
-      </w:pPr>
       <w:r>
         <w:rPr>
           <w:rFonts w:hint="eastAsia"/>
@@ -1773,7 +2235,7 @@
     </w:p>
     <w:p>
       <w:pPr>
-        <w:pStyle w:val="5"/>
+        <w:pStyle w:val="6"/>
         <w:bidi w:val="0"/>
         <w:rPr>
           <w:rFonts w:hint="eastAsia"/>
@@ -1840,7 +2302,7 @@
       <w:pPr>
         <w:numPr>
           <w:ilvl w:val="0"/>
-          <w:numId w:val="6"/>
+          <w:numId w:val="7"/>
         </w:numPr>
         <w:bidi w:val="0"/>
         <w:ind w:firstLine="897" w:firstLineChars="374"/>
@@ -1861,7 +2323,7 @@
       <w:pPr>
         <w:numPr>
           <w:ilvl w:val="0"/>
-          <w:numId w:val="6"/>
+          <w:numId w:val="7"/>
         </w:numPr>
         <w:bidi w:val="0"/>
         <w:ind w:firstLine="897" w:firstLineChars="374"/>
@@ -1896,7 +2358,7 @@
     </w:p>
     <w:p>
       <w:pPr>
-        <w:pStyle w:val="5"/>
+        <w:pStyle w:val="6"/>
         <w:bidi w:val="0"/>
         <w:rPr>
           <w:rFonts w:hint="eastAsia"/>
@@ -1915,7 +2377,7 @@
       <w:pPr>
         <w:numPr>
           <w:ilvl w:val="0"/>
-          <w:numId w:val="7"/>
+          <w:numId w:val="8"/>
         </w:numPr>
         <w:bidi w:val="0"/>
         <w:rPr>
@@ -1935,7 +2397,7 @@
       <w:pPr>
         <w:numPr>
           <w:ilvl w:val="0"/>
-          <w:numId w:val="7"/>
+          <w:numId w:val="8"/>
         </w:numPr>
         <w:bidi w:val="0"/>
         <w:rPr>
@@ -1955,7 +2417,7 @@
       <w:pPr>
         <w:numPr>
           <w:ilvl w:val="0"/>
-          <w:numId w:val="7"/>
+          <w:numId w:val="8"/>
         </w:numPr>
         <w:bidi w:val="0"/>
         <w:rPr>
@@ -1975,7 +2437,7 @@
       <w:pPr>
         <w:numPr>
           <w:ilvl w:val="0"/>
-          <w:numId w:val="7"/>
+          <w:numId w:val="8"/>
         </w:numPr>
         <w:bidi w:val="0"/>
         <w:rPr>
@@ -2025,7 +2487,7 @@
                     </pic:cNvPicPr>
                   </pic:nvPicPr>
                   <pic:blipFill>
-                    <a:blip r:embed="rId12"/>
+                    <a:blip r:embed="rId16"/>
                     <a:stretch>
                       <a:fillRect/>
                     </a:stretch>
@@ -2052,6 +2514,221 @@
     </w:p>
     <w:p>
       <w:pPr>
+        <w:pStyle w:val="5"/>
+        <w:bidi w:val="0"/>
+        <w:rPr>
+          <w:rFonts w:hint="eastAsia"/>
+          <w:lang w:val="en-US" w:eastAsia="zh-CN"/>
+        </w:rPr>
+      </w:pPr>
+      <w:r>
+        <w:rPr>
+          <w:rFonts w:hint="eastAsia"/>
+          <w:lang w:val="en-US" w:eastAsia="zh-CN"/>
+        </w:rPr>
+        <w:t>批处理</w:t>
+      </w:r>
+    </w:p>
+    <w:p>
+      <w:pPr>
+        <w:rPr>
+          <w:rFonts w:hint="eastAsia"/>
+          <w:lang w:val="en-US" w:eastAsia="zh-CN"/>
+        </w:rPr>
+      </w:pPr>
+      <w:bookmarkStart w:id="0" w:name="_GoBack"/>
+      <w:bookmarkEnd w:id="0"/>
+    </w:p>
+    <w:p>
+      <w:pPr>
+        <w:pStyle w:val="5"/>
+        <w:bidi w:val="0"/>
+        <w:rPr>
+          <w:rFonts w:hint="eastAsia"/>
+          <w:lang w:val="en-US" w:eastAsia="zh-CN"/>
+        </w:rPr>
+      </w:pPr>
+      <w:r>
+        <w:rPr>
+          <w:rFonts w:hint="eastAsia"/>
+          <w:lang w:val="en-US" w:eastAsia="zh-CN"/>
+        </w:rPr>
+        <w:t>图集</w:t>
+      </w:r>
+    </w:p>
+    <w:p>
+      <w:pPr>
+        <w:pStyle w:val="5"/>
+        <w:bidi w:val="0"/>
+        <w:rPr>
+          <w:rFonts w:hint="default"/>
+          <w:lang w:val="en-US" w:eastAsia="zh-CN"/>
+        </w:rPr>
+      </w:pPr>
+      <w:r>
+        <w:rPr>
+          <w:rFonts w:hint="eastAsia"/>
+          <w:lang w:val="en-US" w:eastAsia="zh-CN"/>
+        </w:rPr>
+        <w:t>Overdraw过度绘制</w:t>
+      </w:r>
+    </w:p>
+    <w:p>
+      <w:pPr>
+        <w:rPr>
+          <w:rFonts w:hint="default"/>
+          <w:lang w:val="en-US" w:eastAsia="zh-CN"/>
+        </w:rPr>
+      </w:pPr>
+      <w:r>
+        <w:rPr>
+          <w:rFonts w:hint="default"/>
+          <w:lang w:val="en-US" w:eastAsia="zh-CN"/>
+        </w:rPr>
+        <w:t>屏幕上的同一个像素被绘制多次。在移动端GPU上，Overdraw会严重消耗填充率。</w:t>
+      </w:r>
+    </w:p>
+    <w:p>
+      <w:pPr>
+        <w:rPr>
+          <w:rFonts w:hint="eastAsia"/>
+          <w:lang w:val="en-US" w:eastAsia="zh-CN"/>
+        </w:rPr>
+      </w:pPr>
+      <w:r>
+        <w:rPr>
+          <w:rFonts w:hint="eastAsia"/>
+          <w:lang w:val="en-US" w:eastAsia="zh-CN"/>
+        </w:rPr>
+        <w:t>1、产生原因：</w:t>
+      </w:r>
+    </w:p>
+    <w:p>
+      <w:pPr>
+        <w:rPr>
+          <w:rFonts w:hint="default"/>
+          <w:lang w:val="en-US" w:eastAsia="zh-CN"/>
+        </w:rPr>
+      </w:pPr>
+      <w:r>
+        <w:rPr>
+          <w:rFonts w:hint="default"/>
+          <w:lang w:val="en-US" w:eastAsia="zh-CN"/>
+        </w:rPr>
+        <w:t>多层叠加：弹窗底层是一张全屏半透明黑图，上面再叠一个半透明面板，再叠文字。</w:t>
+      </w:r>
+    </w:p>
+    <w:p>
+      <w:pPr>
+        <w:rPr>
+          <w:rFonts w:hint="default"/>
+          <w:lang w:val="en-US" w:eastAsia="zh-CN"/>
+        </w:rPr>
+      </w:pPr>
+      <w:r>
+        <w:rPr>
+          <w:rFonts w:hint="default"/>
+          <w:lang w:val="en-US" w:eastAsia="zh-CN"/>
+        </w:rPr>
+        <w:t>透明区域：一张1024x1024的图片，只有中间一小块有图案，周围全透明，仍然会占用全屏的绘制区域。</w:t>
+      </w:r>
+    </w:p>
+    <w:p>
+      <w:pPr>
+        <w:rPr>
+          <w:rFonts w:hint="eastAsia"/>
+          <w:lang w:val="en-US" w:eastAsia="zh-CN"/>
+        </w:rPr>
+      </w:pPr>
+      <w:r>
+        <w:rPr>
+          <w:rFonts w:hint="eastAsia"/>
+          <w:lang w:val="en-US" w:eastAsia="zh-CN"/>
+        </w:rPr>
+        <w:t>2、优化方法：</w:t>
+      </w:r>
+    </w:p>
+    <w:p>
+      <w:pPr>
+        <w:rPr>
+          <w:rFonts w:hint="default"/>
+          <w:lang w:val="en-US" w:eastAsia="zh-CN"/>
+        </w:rPr>
+      </w:pPr>
+      <w:r>
+        <w:rPr>
+          <w:rFonts w:hint="default"/>
+          <w:lang w:val="en-US" w:eastAsia="zh-CN"/>
+        </w:rPr>
+        <w:t>去除不可见区域：将复杂UI的透明区域切掉，使用Sprite的MeshType（网格类型）中的Tight（紧密）模式，或使用九宫格切片（Sliced）减少顶点。</w:t>
+      </w:r>
+    </w:p>
+    <w:p>
+      <w:pPr>
+        <w:rPr>
+          <w:rFonts w:hint="default"/>
+          <w:lang w:val="en-US" w:eastAsia="zh-CN"/>
+        </w:rPr>
+      </w:pPr>
+      <w:r>
+        <w:rPr>
+          <w:rFonts w:hint="default"/>
+          <w:lang w:val="en-US" w:eastAsia="zh-CN"/>
+        </w:rPr>
+        <w:t>减少层级：能用Canvas Group控制显隐的，不要用SetActive（但注意SetActive能避免重建，而Canvas Group只是隐藏渲染，两者各有适用场景）。</w:t>
+      </w:r>
+    </w:p>
+    <w:p>
+      <w:pPr>
+        <w:rPr>
+          <w:rFonts w:hint="default"/>
+          <w:lang w:val="en-US" w:eastAsia="zh-CN"/>
+        </w:rPr>
+      </w:pPr>
+      <w:r>
+        <w:rPr>
+          <w:rFonts w:hint="default"/>
+          <w:lang w:val="en-US" w:eastAsia="zh-CN"/>
+        </w:rPr>
+        <w:t>工具检测：在Unity Editor的Scene视图中，选择Overdraw模式（Shading Mode -&gt; Overdraw），显示为白色区域表示Overdraw严重。</w:t>
+      </w:r>
+    </w:p>
+    <w:p>
+      <w:pPr>
+        <w:pStyle w:val="3"/>
+        <w:bidi w:val="0"/>
+        <w:rPr>
+          <w:rFonts w:hint="eastAsia"/>
+          <w:lang w:val="en-US" w:eastAsia="zh-CN"/>
+        </w:rPr>
+      </w:pPr>
+      <w:r>
+        <w:rPr>
+          <w:rFonts w:hint="eastAsia"/>
+          <w:lang w:val="en-US" w:eastAsia="zh-CN"/>
+        </w:rPr>
+        <w:t>动画系统</w:t>
+      </w:r>
+    </w:p>
+    <w:p>
+      <w:pPr>
+        <w:pStyle w:val="3"/>
+        <w:bidi w:val="0"/>
+        <w:rPr>
+          <w:rFonts w:hint="eastAsia"/>
+          <w:lang w:val="en-US" w:eastAsia="zh-CN"/>
+        </w:rPr>
+      </w:pPr>
+      <w:r>
+        <w:rPr>
+          <w:rFonts w:hint="eastAsia"/>
+          <w:lang w:val="en-US" w:eastAsia="zh-CN"/>
+        </w:rPr>
+        <w:t>资源管理</w:t>
+      </w:r>
+    </w:p>
+    <w:p>
+      <w:pPr>
         <w:pStyle w:val="4"/>
         <w:bidi w:val="0"/>
         <w:rPr>
@@ -2064,7 +2741,22 @@
           <w:rFonts w:hint="eastAsia"/>
           <w:lang w:val="en-US" w:eastAsia="zh-CN"/>
         </w:rPr>
-        <w:t>合批</w:t>
+        <w:t>AssetBundle</w:t>
+      </w:r>
+    </w:p>
+    <w:p>
+      <w:pPr>
+        <w:rPr>
+          <w:rFonts w:hint="default"/>
+          <w:lang w:val="en-US" w:eastAsia="zh-CN"/>
+        </w:rPr>
+      </w:pPr>
+      <w:r>
+        <w:rPr>
+          <w:rFonts w:hint="default"/>
+          <w:lang w:val="en-US" w:eastAsia="zh-CN"/>
+        </w:rPr>
+        <w:br w:type="page"/>
       </w:r>
     </w:p>
     <w:p>
@@ -2072,57 +2764,6 @@
         <w:pStyle w:val="4"/>
         <w:bidi w:val="0"/>
         <w:rPr>
-          <w:rFonts w:hint="eastAsia"/>
-          <w:lang w:val="en-US" w:eastAsia="zh-CN"/>
-        </w:rPr>
-      </w:pPr>
-      <w:r>
-        <w:rPr>
-          <w:rFonts w:hint="eastAsia"/>
-          <w:lang w:val="en-US" w:eastAsia="zh-CN"/>
-        </w:rPr>
-        <w:t>Shader</w:t>
-      </w:r>
-    </w:p>
-    <w:p>
-      <w:pPr>
-        <w:pStyle w:val="3"/>
-        <w:bidi w:val="0"/>
-        <w:rPr>
-          <w:rFonts w:hint="eastAsia"/>
-          <w:lang w:val="en-US" w:eastAsia="zh-CN"/>
-        </w:rPr>
-      </w:pPr>
-      <w:r>
-        <w:rPr>
-          <w:rFonts w:hint="eastAsia"/>
-          <w:lang w:val="en-US" w:eastAsia="zh-CN"/>
-        </w:rPr>
-        <w:t>资源管理</w:t>
-      </w:r>
-    </w:p>
-    <w:p>
-      <w:pPr>
-        <w:pStyle w:val="4"/>
-        <w:bidi w:val="0"/>
-        <w:rPr>
-          <w:rFonts w:hint="eastAsia"/>
-          <w:lang w:val="en-US" w:eastAsia="zh-CN"/>
-        </w:rPr>
-      </w:pPr>
-      <w:r>
-        <w:rPr>
-          <w:rFonts w:hint="eastAsia"/>
-          <w:lang w:val="en-US" w:eastAsia="zh-CN"/>
-        </w:rPr>
-        <w:t>AssetBundle</w:t>
-      </w:r>
-    </w:p>
-    <w:p>
-      <w:pPr>
-        <w:pStyle w:val="4"/>
-        <w:bidi w:val="0"/>
-        <w:rPr>
           <w:rFonts w:hint="default"/>
           <w:lang w:val="en-US" w:eastAsia="zh-CN"/>
         </w:rPr>
@@ -2133,6 +2774,375 @@
           <w:lang w:val="en-US" w:eastAsia="zh-CN"/>
         </w:rPr>
         <w:t>Addressable</w:t>
+      </w:r>
+    </w:p>
+    <w:p>
+      <w:pPr>
+        <w:rPr>
+          <w:rFonts w:hint="default"/>
+          <w:lang w:val="en-US" w:eastAsia="zh-CN"/>
+        </w:rPr>
+      </w:pPr>
+      <w:r>
+        <w:rPr>
+          <w:rFonts w:hint="default"/>
+          <w:lang w:val="en-US" w:eastAsia="zh-CN"/>
+        </w:rPr>
+        <w:t>Addressables 提供了一套完整的资源管理 API，用于异步加载、实例化、释放资源以及处理远程内容分发。</w:t>
+      </w:r>
+    </w:p>
+    <w:p>
+      <w:pPr>
+        <w:rPr>
+          <w:rFonts w:hint="eastAsia"/>
+          <w:lang w:val="en-US" w:eastAsia="zh-CN"/>
+        </w:rPr>
+      </w:pPr>
+      <w:r>
+        <w:rPr>
+          <w:rFonts w:hint="eastAsia"/>
+          <w:lang w:val="en-US" w:eastAsia="zh-CN"/>
+        </w:rPr>
+        <w:t>Addressable本质上是AssetBundle的上层封装。AssetBundle需要手写复杂的依赖配置加载和缓冲代码，而Addressable通过通过可视化Group配置、异步操作句柄以及内置的引用计数机制，将资源管理标准化了。</w:t>
+      </w:r>
+    </w:p>
+    <w:p>
+      <w:pPr>
+        <w:pStyle w:val="5"/>
+        <w:bidi w:val="0"/>
+        <w:rPr>
+          <w:rFonts w:hint="eastAsia"/>
+          <w:lang w:val="en-US" w:eastAsia="zh-CN"/>
+        </w:rPr>
+      </w:pPr>
+      <w:r>
+        <w:rPr>
+          <w:rFonts w:hint="eastAsia"/>
+          <w:lang w:val="en-US" w:eastAsia="zh-CN"/>
+        </w:rPr>
+        <w:t>使用方法</w:t>
+      </w:r>
+    </w:p>
+    <w:p>
+      <w:pPr>
+        <w:numPr>
+          <w:ilvl w:val="0"/>
+          <w:numId w:val="9"/>
+        </w:numPr>
+        <w:rPr>
+          <w:rFonts w:hint="eastAsia"/>
+          <w:lang w:val="en-US" w:eastAsia="zh-CN"/>
+        </w:rPr>
+      </w:pPr>
+      <w:r>
+        <w:rPr>
+          <w:rFonts w:hint="eastAsia"/>
+          <w:lang w:val="en-US" w:eastAsia="zh-CN"/>
+        </w:rPr>
+        <w:t>标记资源：在 Inspector 中勾选资源的 Addressable 复选框，并为其指定一个唯一地址（字符串），或将资源放入 Group 中。</w:t>
+      </w:r>
+    </w:p>
+    <w:p>
+      <w:pPr>
+        <w:numPr>
+          <w:ilvl w:val="0"/>
+          <w:numId w:val="9"/>
+        </w:numPr>
+        <w:rPr>
+          <w:rFonts w:hint="default"/>
+          <w:lang w:val="en-US" w:eastAsia="zh-CN"/>
+        </w:rPr>
+      </w:pPr>
+      <w:r>
+        <w:rPr>
+          <w:rFonts w:hint="eastAsia"/>
+          <w:lang w:val="en-US" w:eastAsia="zh-CN"/>
+        </w:rPr>
+        <w:t>初始化：通常 Addressables 会在首次调用 API 时自动初始化。你也可以手动调用 Addressables.InitializeAsync() 来控制初始化时机，但一般不需要。</w:t>
+      </w:r>
+    </w:p>
+    <w:p>
+      <w:pPr>
+        <w:numPr>
+          <w:ilvl w:val="0"/>
+          <w:numId w:val="9"/>
+        </w:numPr>
+        <w:rPr>
+          <w:rFonts w:hint="default"/>
+          <w:lang w:val="en-US" w:eastAsia="zh-CN"/>
+        </w:rPr>
+      </w:pPr>
+      <w:r>
+        <w:rPr>
+          <w:rFonts w:hint="eastAsia"/>
+          <w:lang w:val="en-US" w:eastAsia="zh-CN"/>
+        </w:rPr>
+        <w:t>加载与释放（核心）（必须成对，否则会内存泄露）</w:t>
+      </w:r>
+    </w:p>
+    <w:p>
+      <w:pPr>
+        <w:numPr>
+          <w:numId w:val="0"/>
+        </w:numPr>
+        <w:ind w:leftChars="400"/>
+      </w:pPr>
+      <w:r>
+        <w:drawing>
+          <wp:inline distT="0" distB="0" distL="114300" distR="114300">
+            <wp:extent cx="5272405" cy="2538095"/>
+            <wp:effectExtent l="0" t="0" r="4445" b="14605"/>
+            <wp:docPr id="8" name="图片 4"/>
+            <wp:cNvGraphicFramePr>
+              <a:graphicFrameLocks xmlns:a="http://schemas.openxmlformats.org/drawingml/2006/main" noChangeAspect="1"/>
+            </wp:cNvGraphicFramePr>
+            <a:graphic xmlns:a="http://schemas.openxmlformats.org/drawingml/2006/main">
+              <a:graphicData uri="http://schemas.openxmlformats.org/drawingml/2006/picture">
+                <pic:pic xmlns:pic="http://schemas.openxmlformats.org/drawingml/2006/picture">
+                  <pic:nvPicPr>
+                    <pic:cNvPr id="8" name="图片 4"/>
+                    <pic:cNvPicPr>
+                      <a:picLocks noChangeAspect="1"/>
+                    </pic:cNvPicPr>
+                  </pic:nvPicPr>
+                  <pic:blipFill>
+                    <a:blip r:embed="rId17"/>
+                    <a:stretch>
+                      <a:fillRect/>
+                    </a:stretch>
+                  </pic:blipFill>
+                  <pic:spPr>
+                    <a:xfrm>
+                      <a:off x="0" y="0"/>
+                      <a:ext cx="5272405" cy="2538095"/>
+                    </a:xfrm>
+                    <a:prstGeom prst="rect">
+                      <a:avLst/>
+                    </a:prstGeom>
+                    <a:noFill/>
+                    <a:ln>
+                      <a:noFill/>
+                    </a:ln>
+                  </pic:spPr>
+                </pic:pic>
+              </a:graphicData>
+            </a:graphic>
+          </wp:inline>
+        </w:drawing>
+      </w:r>
+    </w:p>
+    <w:p>
+      <w:pPr>
+        <w:numPr>
+          <w:numId w:val="0"/>
+        </w:numPr>
+        <w:ind w:leftChars="400"/>
+      </w:pPr>
+      <w:r>
+        <w:drawing>
+          <wp:inline distT="0" distB="0" distL="114300" distR="114300">
+            <wp:extent cx="5273040" cy="3954780"/>
+            <wp:effectExtent l="0" t="0" r="3810" b="7620"/>
+            <wp:docPr id="9" name="图片 5"/>
+            <wp:cNvGraphicFramePr>
+              <a:graphicFrameLocks xmlns:a="http://schemas.openxmlformats.org/drawingml/2006/main" noChangeAspect="1"/>
+            </wp:cNvGraphicFramePr>
+            <a:graphic xmlns:a="http://schemas.openxmlformats.org/drawingml/2006/main">
+              <a:graphicData uri="http://schemas.openxmlformats.org/drawingml/2006/picture">
+                <pic:pic xmlns:pic="http://schemas.openxmlformats.org/drawingml/2006/picture">
+                  <pic:nvPicPr>
+                    <pic:cNvPr id="9" name="图片 5"/>
+                    <pic:cNvPicPr>
+                      <a:picLocks noChangeAspect="1"/>
+                    </pic:cNvPicPr>
+                  </pic:nvPicPr>
+                  <pic:blipFill>
+                    <a:blip r:embed="rId18"/>
+                    <a:stretch>
+                      <a:fillRect/>
+                    </a:stretch>
+                  </pic:blipFill>
+                  <pic:spPr>
+                    <a:xfrm>
+                      <a:off x="0" y="0"/>
+                      <a:ext cx="5273040" cy="3954780"/>
+                    </a:xfrm>
+                    <a:prstGeom prst="rect">
+                      <a:avLst/>
+                    </a:prstGeom>
+                    <a:noFill/>
+                    <a:ln>
+                      <a:noFill/>
+                    </a:ln>
+                  </pic:spPr>
+                </pic:pic>
+              </a:graphicData>
+            </a:graphic>
+          </wp:inline>
+        </w:drawing>
+      </w:r>
+    </w:p>
+    <w:p>
+      <w:pPr>
+        <w:numPr>
+          <w:numId w:val="0"/>
+        </w:numPr>
+        <w:ind w:leftChars="400"/>
+      </w:pPr>
+      <w:r>
+        <w:drawing>
+          <wp:inline distT="0" distB="0" distL="114300" distR="114300">
+            <wp:extent cx="5274310" cy="4474845"/>
+            <wp:effectExtent l="0" t="0" r="2540" b="1905"/>
+            <wp:docPr id="10" name="图片 6"/>
+            <wp:cNvGraphicFramePr>
+              <a:graphicFrameLocks xmlns:a="http://schemas.openxmlformats.org/drawingml/2006/main" noChangeAspect="1"/>
+            </wp:cNvGraphicFramePr>
+            <a:graphic xmlns:a="http://schemas.openxmlformats.org/drawingml/2006/main">
+              <a:graphicData uri="http://schemas.openxmlformats.org/drawingml/2006/picture">
+                <pic:pic xmlns:pic="http://schemas.openxmlformats.org/drawingml/2006/picture">
+                  <pic:nvPicPr>
+                    <pic:cNvPr id="10" name="图片 6"/>
+                    <pic:cNvPicPr>
+                      <a:picLocks noChangeAspect="1"/>
+                    </pic:cNvPicPr>
+                  </pic:nvPicPr>
+                  <pic:blipFill>
+                    <a:blip r:embed="rId19"/>
+                    <a:stretch>
+                      <a:fillRect/>
+                    </a:stretch>
+                  </pic:blipFill>
+                  <pic:spPr>
+                    <a:xfrm>
+                      <a:off x="0" y="0"/>
+                      <a:ext cx="5274310" cy="4474845"/>
+                    </a:xfrm>
+                    <a:prstGeom prst="rect">
+                      <a:avLst/>
+                    </a:prstGeom>
+                    <a:noFill/>
+                    <a:ln>
+                      <a:noFill/>
+                    </a:ln>
+                  </pic:spPr>
+                </pic:pic>
+              </a:graphicData>
+            </a:graphic>
+          </wp:inline>
+        </w:drawing>
+      </w:r>
+    </w:p>
+    <w:p>
+      <w:pPr>
+        <w:numPr>
+          <w:ilvl w:val="0"/>
+          <w:numId w:val="9"/>
+        </w:numPr>
+        <w:rPr>
+          <w:rFonts w:hint="eastAsia"/>
+          <w:lang w:val="en-US" w:eastAsia="zh-CN"/>
+        </w:rPr>
+      </w:pPr>
+      <w:r>
+        <w:rPr>
+          <w:rFonts w:hint="eastAsia"/>
+          <w:lang w:val="en-US" w:eastAsia="zh-CN"/>
+        </w:rPr>
+        <w:t>异步处理</w:t>
+      </w:r>
+    </w:p>
+    <w:p>
+      <w:pPr>
+        <w:numPr>
+          <w:numId w:val="0"/>
+        </w:numPr>
+        <w:ind w:leftChars="400"/>
+        <w:rPr>
+          <w:rFonts w:hint="eastAsia"/>
+          <w:lang w:val="en-US" w:eastAsia="zh-CN"/>
+        </w:rPr>
+      </w:pPr>
+      <w:r>
+        <w:rPr>
+          <w:rFonts w:hint="eastAsia"/>
+          <w:lang w:val="en-US" w:eastAsia="zh-CN"/>
+        </w:rPr>
+        <w:t>传统资源加载（如 Resources.Load、AssetBundle.LoadAsset）在主线程上完成，会导致主线程等待，卡顿。</w:t>
+      </w:r>
+    </w:p>
+    <w:p>
+      <w:pPr>
+        <w:numPr>
+          <w:numId w:val="0"/>
+        </w:numPr>
+        <w:ind w:leftChars="400"/>
+        <w:rPr>
+          <w:rFonts w:hint="default"/>
+          <w:lang w:val="en-US" w:eastAsia="zh-CN"/>
+        </w:rPr>
+      </w:pPr>
+      <w:r>
+        <w:rPr>
+          <w:rFonts w:hint="eastAsia"/>
+          <w:lang w:val="en-US" w:eastAsia="zh-CN"/>
+        </w:rPr>
+        <w:t>异步处理，在Addressable内部通过后台线程或UnityJobSystem完成，主线程只接收结果。</w:t>
+      </w:r>
+    </w:p>
+    <w:p>
+      <w:pPr>
+        <w:numPr>
+          <w:numId w:val="0"/>
+        </w:numPr>
+        <w:ind w:leftChars="400"/>
+        <w:rPr>
+          <w:rFonts w:hint="eastAsia"/>
+          <w:lang w:val="en-US" w:eastAsia="zh-CN"/>
+        </w:rPr>
+      </w:pPr>
+      <w:r>
+        <w:drawing>
+          <wp:inline distT="0" distB="0" distL="114300" distR="114300">
+            <wp:extent cx="5268595" cy="6126480"/>
+            <wp:effectExtent l="0" t="0" r="8255" b="7620"/>
+            <wp:docPr id="11" name="图片 7"/>
+            <wp:cNvGraphicFramePr>
+              <a:graphicFrameLocks xmlns:a="http://schemas.openxmlformats.org/drawingml/2006/main" noChangeAspect="1"/>
+            </wp:cNvGraphicFramePr>
+            <a:graphic xmlns:a="http://schemas.openxmlformats.org/drawingml/2006/main">
+              <a:graphicData uri="http://schemas.openxmlformats.org/drawingml/2006/picture">
+                <pic:pic xmlns:pic="http://schemas.openxmlformats.org/drawingml/2006/picture">
+                  <pic:nvPicPr>
+                    <pic:cNvPr id="11" name="图片 7"/>
+                    <pic:cNvPicPr>
+                      <a:picLocks noChangeAspect="1"/>
+                    </pic:cNvPicPr>
+                  </pic:nvPicPr>
+                  <pic:blipFill>
+                    <a:blip r:embed="rId20"/>
+                    <a:stretch>
+                      <a:fillRect/>
+                    </a:stretch>
+                  </pic:blipFill>
+                  <pic:spPr>
+                    <a:xfrm>
+                      <a:off x="0" y="0"/>
+                      <a:ext cx="5268595" cy="6126480"/>
+                    </a:xfrm>
+                    <a:prstGeom prst="rect">
+                      <a:avLst/>
+                    </a:prstGeom>
+                    <a:noFill/>
+                    <a:ln>
+                      <a:noFill/>
+                    </a:ln>
+                  </pic:spPr>
+                </pic:pic>
+              </a:graphicData>
+            </a:graphic>
+          </wp:inline>
+        </w:drawing>
       </w:r>
     </w:p>
     <w:p>
@@ -2274,7 +3284,7 @@
                     </pic:cNvPicPr>
                   </pic:nvPicPr>
                   <pic:blipFill>
-                    <a:blip r:embed="rId13"/>
+                    <a:blip r:embed="rId21"/>
                     <a:stretch>
                       <a:fillRect/>
                     </a:stretch>
@@ -2320,7 +3330,7 @@
       <w:pPr>
         <w:numPr>
           <w:ilvl w:val="0"/>
-          <w:numId w:val="8"/>
+          <w:numId w:val="10"/>
         </w:numPr>
         <w:bidi w:val="0"/>
         <w:rPr>
@@ -2340,7 +3350,7 @@
       <w:pPr>
         <w:numPr>
           <w:ilvl w:val="0"/>
-          <w:numId w:val="8"/>
+          <w:numId w:val="10"/>
         </w:numPr>
         <w:bidi w:val="0"/>
         <w:rPr>
@@ -2360,7 +3370,7 @@
       <w:pPr>
         <w:numPr>
           <w:ilvl w:val="0"/>
-          <w:numId w:val="8"/>
+          <w:numId w:val="10"/>
         </w:numPr>
         <w:bidi w:val="0"/>
         <w:rPr>
@@ -2429,6 +3439,7 @@
     <w:p>
       <w:pPr>
         <w:numPr>
+          <w:ilvl w:val="0"/>
           <w:numId w:val="0"/>
         </w:numPr>
         <w:bidi w:val="0"/>
@@ -2452,7 +3463,7 @@
                     </pic:cNvPicPr>
                   </pic:nvPicPr>
                   <pic:blipFill>
-                    <a:blip r:embed="rId14"/>
+                    <a:blip r:embed="rId22"/>
                     <a:stretch>
                       <a:fillRect/>
                     </a:stretch>
@@ -2498,7 +3509,7 @@
       <w:pPr>
         <w:numPr>
           <w:ilvl w:val="0"/>
-          <w:numId w:val="9"/>
+          <w:numId w:val="11"/>
         </w:numPr>
         <w:bidi w:val="0"/>
         <w:rPr>
@@ -2518,7 +3529,7 @@
       <w:pPr>
         <w:numPr>
           <w:ilvl w:val="0"/>
-          <w:numId w:val="9"/>
+          <w:numId w:val="11"/>
         </w:numPr>
         <w:bidi w:val="0"/>
         <w:rPr>
@@ -2538,7 +3549,7 @@
       <w:pPr>
         <w:numPr>
           <w:ilvl w:val="0"/>
-          <w:numId w:val="9"/>
+          <w:numId w:val="11"/>
         </w:numPr>
         <w:bidi w:val="0"/>
         <w:rPr>
@@ -2557,6 +3568,7 @@
     <w:p>
       <w:pPr>
         <w:numPr>
+          <w:ilvl w:val="0"/>
           <w:numId w:val="0"/>
         </w:numPr>
         <w:bidi w:val="0"/>
@@ -2581,7 +3593,7 @@
                     </pic:cNvPicPr>
                   </pic:nvPicPr>
                   <pic:blipFill>
-                    <a:blip r:embed="rId15"/>
+                    <a:blip r:embed="rId23"/>
                     <a:stretch>
                       <a:fillRect/>
                     </a:stretch>
@@ -2609,6 +3621,7 @@
     <w:p>
       <w:pPr>
         <w:numPr>
+          <w:ilvl w:val="0"/>
           <w:numId w:val="0"/>
         </w:numPr>
         <w:bidi w:val="0"/>
@@ -2637,7 +3650,7 @@
                     </pic:cNvPicPr>
                   </pic:nvPicPr>
                   <pic:blipFill>
-                    <a:blip r:embed="rId16"/>
+                    <a:blip r:embed="rId24"/>
                     <a:stretch>
                       <a:fillRect/>
                     </a:stretch>
@@ -2856,6 +3869,18 @@
     </w:lvl>
   </w:abstractNum>
   <w:abstractNum w:abstractNumId="2">
+    <w:nsid w:val="BF1731B7"/>
+    <w:multiLevelType w:val="singleLevel"/>
+    <w:tmpl w:val="BF1731B7"/>
+    <w:lvl w:ilvl="0" w:tentative="0">
+      <w:start w:val="1"/>
+      <w:numFmt w:val="decimal"/>
+      <w:suff w:val="nothing"/>
+      <w:lvlText w:val="%1、"/>
+      <w:lvlJc w:val="left"/>
+    </w:lvl>
+  </w:abstractNum>
+  <w:abstractNum w:abstractNumId="3">
     <w:nsid w:val="D02BF5ED"/>
     <w:multiLevelType w:val="singleLevel"/>
     <w:tmpl w:val="D02BF5ED"/>
@@ -2867,7 +3892,7 @@
       <w:lvlJc w:val="left"/>
     </w:lvl>
   </w:abstractNum>
-  <w:abstractNum w:abstractNumId="3">
+  <w:abstractNum w:abstractNumId="4">
     <w:nsid w:val="DFA97ABB"/>
     <w:multiLevelType w:val="singleLevel"/>
     <w:tmpl w:val="DFA97ABB"/>
@@ -2879,7 +3904,7 @@
       <w:lvlJc w:val="left"/>
     </w:lvl>
   </w:abstractNum>
-  <w:abstractNum w:abstractNumId="4">
+  <w:abstractNum w:abstractNumId="5">
     <w:nsid w:val="EBC6F442"/>
     <w:multiLevelType w:val="singleLevel"/>
     <w:tmpl w:val="EBC6F442"/>
@@ -2891,7 +3916,7 @@
       <w:lvlJc w:val="left"/>
     </w:lvl>
   </w:abstractNum>
-  <w:abstractNum w:abstractNumId="5">
+  <w:abstractNum w:abstractNumId="6">
     <w:nsid w:val="3A92C125"/>
     <w:multiLevelType w:val="singleLevel"/>
     <w:tmpl w:val="3A92C125"/>
@@ -2903,7 +3928,19 @@
       <w:lvlJc w:val="left"/>
     </w:lvl>
   </w:abstractNum>
-  <w:abstractNum w:abstractNumId="6">
+  <w:abstractNum w:abstractNumId="7">
+    <w:nsid w:val="5E62821E"/>
+    <w:multiLevelType w:val="singleLevel"/>
+    <w:tmpl w:val="5E62821E"/>
+    <w:lvl w:ilvl="0" w:tentative="0">
+      <w:start w:val="1"/>
+      <w:numFmt w:val="decimal"/>
+      <w:suff w:val="nothing"/>
+      <w:lvlText w:val="%1、"/>
+      <w:lvlJc w:val="left"/>
+    </w:lvl>
+  </w:abstractNum>
+  <w:abstractNum w:abstractNumId="8">
     <w:nsid w:val="61D16DCA"/>
     <w:multiLevelType w:val="singleLevel"/>
     <w:tmpl w:val="61D16DCA"/>
@@ -2915,7 +3952,7 @@
       <w:lvlJc w:val="left"/>
     </w:lvl>
   </w:abstractNum>
-  <w:abstractNum w:abstractNumId="7">
+  <w:abstractNum w:abstractNumId="9">
     <w:nsid w:val="6216F74D"/>
     <w:multiLevelType w:val="singleLevel"/>
     <w:tmpl w:val="6216F74D"/>
@@ -2927,7 +3964,7 @@
       <w:lvlJc w:val="left"/>
     </w:lvl>
   </w:abstractNum>
-  <w:abstractNum w:abstractNumId="8">
+  <w:abstractNum w:abstractNumId="10">
     <w:nsid w:val="79231D57"/>
     <w:multiLevelType w:val="singleLevel"/>
     <w:tmpl w:val="79231D57"/>
@@ -2943,28 +3980,34 @@
     <w:abstractNumId w:val="1"/>
   </w:num>
   <w:num w:numId="2">
-    <w:abstractNumId w:val="6"/>
+    <w:abstractNumId w:val="2"/>
   </w:num>
   <w:num w:numId="3">
+    <w:abstractNumId w:val="8"/>
+  </w:num>
+  <w:num w:numId="4">
+    <w:abstractNumId w:val="9"/>
+  </w:num>
+  <w:num w:numId="5">
+    <w:abstractNumId w:val="5"/>
+  </w:num>
+  <w:num w:numId="6">
+    <w:abstractNumId w:val="0"/>
+  </w:num>
+  <w:num w:numId="7">
+    <w:abstractNumId w:val="4"/>
+  </w:num>
+  <w:num w:numId="8">
+    <w:abstractNumId w:val="10"/>
+  </w:num>
+  <w:num w:numId="9">
     <w:abstractNumId w:val="7"/>
   </w:num>
-  <w:num w:numId="4">
-    <w:abstractNumId w:val="4"/>
-  </w:num>
-  <w:num w:numId="5">
-    <w:abstractNumId w:val="0"/>
-  </w:num>
-  <w:num w:numId="6">
+  <w:num w:numId="10">
     <w:abstractNumId w:val="3"/>
   </w:num>
-  <w:num w:numId="7">
-    <w:abstractNumId w:val="8"/>
-  </w:num>
-  <w:num w:numId="8">
-    <w:abstractNumId w:val="2"/>
-  </w:num>
-  <w:num w:numId="9">
-    <w:abstractNumId w:val="5"/>
+  <w:num w:numId="11">
+    <w:abstractNumId w:val="6"/>
   </w:num>
 </w:numbering>
 </file>
@@ -2985,7 +4028,7 @@
     <w:lsdException w:qFormat="1" w:uiPriority="0" w:semiHidden="0" w:name="heading 2"/>
     <w:lsdException w:qFormat="1" w:uiPriority="0" w:semiHidden="0" w:name="heading 3"/>
     <w:lsdException w:qFormat="1" w:uiPriority="0" w:semiHidden="0" w:name="heading 4"/>
-    <w:lsdException w:qFormat="1" w:uiPriority="0" w:name="heading 5"/>
+    <w:lsdException w:qFormat="1" w:uiPriority="0" w:semiHidden="0" w:name="heading 5"/>
     <w:lsdException w:qFormat="1" w:uiPriority="0" w:name="heading 6"/>
     <w:lsdException w:qFormat="1" w:uiPriority="0" w:name="heading 7"/>
     <w:lsdException w:qFormat="1" w:uiPriority="0" w:name="heading 8"/>
@@ -3252,7 +4295,7 @@
     <w:name w:val="heading 1"/>
     <w:basedOn w:val="1"/>
     <w:next w:val="1"/>
-    <w:link w:val="11"/>
+    <w:link w:val="12"/>
     <w:qFormat/>
     <w:uiPriority w:val="0"/>
     <w:pPr>
@@ -3275,7 +4318,7 @@
     <w:name w:val="heading 2"/>
     <w:basedOn w:val="1"/>
     <w:next w:val="1"/>
-    <w:link w:val="10"/>
+    <w:link w:val="11"/>
     <w:unhideWhenUsed/>
     <w:qFormat/>
     <w:uiPriority w:val="0"/>
@@ -3331,14 +4374,32 @@
       <w:sz w:val="24"/>
     </w:rPr>
   </w:style>
-  <w:style w:type="character" w:default="1" w:styleId="8">
+  <w:style w:type="paragraph" w:styleId="6">
+    <w:name w:val="heading 5"/>
+    <w:basedOn w:val="1"/>
+    <w:next w:val="1"/>
+    <w:unhideWhenUsed/>
+    <w:qFormat/>
+    <w:uiPriority w:val="0"/>
+    <w:pPr>
+      <w:keepNext/>
+      <w:keepLines/>
+      <w:spacing w:before="280" w:beforeLines="0" w:beforeAutospacing="0" w:after="290" w:afterLines="0" w:afterAutospacing="0" w:line="372" w:lineRule="auto"/>
+      <w:outlineLvl w:val="4"/>
+    </w:pPr>
+    <w:rPr>
+      <w:b/>
+      <w:sz w:val="28"/>
+    </w:rPr>
+  </w:style>
+  <w:style w:type="character" w:default="1" w:styleId="9">
     <w:name w:val="Default Paragraph Font"/>
     <w:semiHidden/>
     <w:unhideWhenUsed/>
     <w:qFormat/>
     <w:uiPriority w:val="1"/>
   </w:style>
-  <w:style w:type="table" w:default="1" w:styleId="7">
+  <w:style w:type="table" w:default="1" w:styleId="8">
     <w:name w:val="Normal Table"/>
     <w:semiHidden/>
     <w:qFormat/>
@@ -3352,7 +4413,7 @@
       </w:tblCellMar>
     </w:tblPr>
   </w:style>
-  <w:style w:type="paragraph" w:styleId="6">
+  <w:style w:type="paragraph" w:styleId="7">
     <w:name w:val="caption"/>
     <w:basedOn w:val="1"/>
     <w:next w:val="1"/>
@@ -3370,16 +4431,16 @@
       <w:szCs w:val="22"/>
     </w:rPr>
   </w:style>
-  <w:style w:type="character" w:styleId="9">
+  <w:style w:type="character" w:styleId="10">
     <w:name w:val="HTML Code"/>
-    <w:basedOn w:val="8"/>
+    <w:basedOn w:val="9"/>
     <w:uiPriority w:val="0"/>
     <w:rPr>
       <w:rFonts w:ascii="Courier New" w:hAnsi="Courier New"/>
       <w:sz w:val="20"/>
     </w:rPr>
   </w:style>
-  <w:style w:type="character" w:customStyle="1" w:styleId="10">
+  <w:style w:type="character" w:customStyle="1" w:styleId="11">
     <w:name w:val="标题 2 字符"/>
     <w:link w:val="3"/>
     <w:qFormat/>
@@ -3392,7 +4453,7 @@
       <w:lang w:val="en-US" w:eastAsia="zh-CN" w:bidi="ar-SA"/>
     </w:rPr>
   </w:style>
-  <w:style w:type="character" w:customStyle="1" w:styleId="11">
+  <w:style w:type="character" w:customStyle="1" w:styleId="12">
     <w:name w:val="标题 1 字符"/>
     <w:link w:val="2"/>
     <w:qFormat/>

--- a/knowledge/unity学习总结.docx
+++ b/knowledge/unity学习总结.docx
@@ -1204,7 +1204,7 @@
       </w:r>
       <w:r>
         <w:rPr>
-          <w:rStyle w:val="10"/>
+          <w:rStyle w:val="11"/>
           <w:rFonts w:ascii="Consolas" w:hAnsi="Consolas" w:eastAsia="Consolas" w:cs="Consolas"/>
           <w:i w:val="0"/>
           <w:iCs w:val="0"/>
@@ -1941,11 +1941,249 @@
     </w:p>
     <w:p>
       <w:pPr>
+        <w:pStyle w:val="5"/>
+        <w:bidi w:val="0"/>
+        <w:rPr>
+          <w:rFonts w:hint="eastAsia"/>
+          <w:lang w:val="en-US" w:eastAsia="zh-CN"/>
+        </w:rPr>
+      </w:pPr>
+      <w:r>
+        <w:rPr>
+          <w:rFonts w:hint="eastAsia"/>
+          <w:lang w:val="en-US" w:eastAsia="zh-CN"/>
+        </w:rPr>
+        <w:t>性能提升</w:t>
+      </w:r>
+    </w:p>
+    <w:p>
+      <w:pPr>
+        <w:rPr>
+          <w:rFonts w:hint="default"/>
+          <w:lang w:val="en-US" w:eastAsia="zh-CN"/>
+        </w:rPr>
+      </w:pPr>
+      <w:r>
+        <w:rPr>
+          <w:rFonts w:hint="eastAsia"/>
+          <w:lang w:val="en-US" w:eastAsia="zh-CN"/>
+        </w:rPr>
+        <w:t>性能消耗主要来源于：射线数量过多或碰撞体过多</w:t>
+      </w:r>
+    </w:p>
+    <w:p>
+      <w:pPr>
+        <w:numPr>
+          <w:ilvl w:val="0"/>
+          <w:numId w:val="7"/>
+        </w:numPr>
+        <w:rPr>
+          <w:rFonts w:hint="eastAsia"/>
+          <w:lang w:val="en-US" w:eastAsia="zh-CN"/>
+        </w:rPr>
+      </w:pPr>
+      <w:r>
+        <w:rPr>
+          <w:rFonts w:hint="eastAsia"/>
+          <w:lang w:val="en-US" w:eastAsia="zh-CN"/>
+        </w:rPr>
+        <w:t>减少射线长度、使用LayerMask 只检测必要层</w:t>
+      </w:r>
+    </w:p>
+    <w:p>
+      <w:pPr>
+        <w:numPr>
+          <w:ilvl w:val="0"/>
+          <w:numId w:val="7"/>
+        </w:numPr>
+        <w:rPr>
+          <w:rFonts w:hint="default"/>
+          <w:lang w:val="en-US" w:eastAsia="zh-CN"/>
+        </w:rPr>
+      </w:pPr>
+      <w:r>
+        <w:rPr>
+          <w:rFonts w:hint="default"/>
+          <w:lang w:val="en-US" w:eastAsia="zh-CN"/>
+        </w:rPr>
+        <w:t>对于连续检测（如子弹），可以使用间隔帧或对象池复用。</w:t>
+      </w:r>
+    </w:p>
+    <w:p>
+      <w:pPr>
+        <w:numPr>
+          <w:ilvl w:val="0"/>
+          <w:numId w:val="7"/>
+        </w:numPr>
+        <w:rPr>
+          <w:rFonts w:hint="default"/>
+          <w:lang w:val="en-US" w:eastAsia="zh-CN"/>
+        </w:rPr>
+      </w:pPr>
+      <w:r>
+        <w:rPr>
+          <w:rFonts w:hint="default"/>
+          <w:lang w:val="en-US" w:eastAsia="zh-CN"/>
+        </w:rPr>
+        <w:t>使用 Physics.RaycastNonAlloc 避免分配数组。</w:t>
+      </w:r>
+    </w:p>
+    <w:p>
+      <w:pPr>
         <w:pStyle w:val="4"/>
         <w:bidi w:val="0"/>
       </w:pPr>
       <w:r>
         <w:t>碰撞器与触发器</w:t>
+      </w:r>
+    </w:p>
+    <w:p>
+      <w:pPr>
+        <w:pStyle w:val="5"/>
+        <w:bidi w:val="0"/>
+        <w:rPr>
+          <w:rFonts w:hint="eastAsia"/>
+          <w:lang w:val="en-US" w:eastAsia="zh-CN"/>
+        </w:rPr>
+      </w:pPr>
+      <w:r>
+        <w:rPr>
+          <w:rFonts w:hint="eastAsia"/>
+          <w:lang w:val="en-US" w:eastAsia="zh-CN"/>
+        </w:rPr>
+        <w:t>基础</w:t>
+      </w:r>
+    </w:p>
+    <w:p>
+      <w:pPr>
+        <w:rPr>
+          <w:rFonts w:hint="eastAsia"/>
+          <w:lang w:val="en-US" w:eastAsia="zh-CN"/>
+        </w:rPr>
+      </w:pPr>
+      <w:r>
+        <w:rPr>
+          <w:rFonts w:hint="eastAsia"/>
+          <w:lang w:val="en-US" w:eastAsia="zh-CN"/>
+        </w:rPr>
+        <w:t>1、Collision vs Trigger：</w:t>
+      </w:r>
+    </w:p>
+    <w:p>
+      <w:pPr>
+        <w:rPr>
+          <w:rFonts w:hint="eastAsia"/>
+          <w:lang w:val="en-US" w:eastAsia="zh-CN"/>
+        </w:rPr>
+      </w:pPr>
+      <w:r>
+        <w:rPr>
+          <w:rFonts w:hint="eastAsia"/>
+          <w:lang w:val="en-US" w:eastAsia="zh-CN"/>
+        </w:rPr>
+        <w:t>Collision：物理碰撞，产生反弹、摩擦等效果。需要两个物体都有Collider，且至少一个带Rigidbody。回调函数：OnCollisionEnter/Stay/Exit。</w:t>
+      </w:r>
+    </w:p>
+    <w:p>
+      <w:pPr>
+        <w:rPr>
+          <w:rFonts w:hint="eastAsia"/>
+          <w:lang w:val="en-US" w:eastAsia="zh-CN"/>
+        </w:rPr>
+      </w:pPr>
+      <w:r>
+        <w:rPr>
+          <w:rFonts w:hint="eastAsia"/>
+          <w:lang w:val="en-US" w:eastAsia="zh-CN"/>
+        </w:rPr>
+        <w:t>Trigger：只检测进入/离开，不产生物理响应。需勾选 Is Trigger。回调函数：OnTriggerEnter/Stay/Exit。</w:t>
+      </w:r>
+    </w:p>
+    <w:p>
+      <w:pPr>
+        <w:pStyle w:val="5"/>
+        <w:bidi w:val="0"/>
+        <w:rPr>
+          <w:rFonts w:hint="eastAsia"/>
+          <w:lang w:val="en-US" w:eastAsia="zh-CN"/>
+        </w:rPr>
+      </w:pPr>
+      <w:r>
+        <w:rPr>
+          <w:rFonts w:hint="eastAsia"/>
+          <w:lang w:val="en-US" w:eastAsia="zh-CN"/>
+        </w:rPr>
+        <w:t>注意事项</w:t>
+      </w:r>
+    </w:p>
+    <w:p>
+      <w:pPr>
+        <w:rPr>
+          <w:rFonts w:hint="eastAsia"/>
+          <w:lang w:val="en-US" w:eastAsia="zh-CN"/>
+        </w:rPr>
+      </w:pPr>
+      <w:r>
+        <w:rPr>
+          <w:rFonts w:hint="eastAsia"/>
+          <w:lang w:val="en-US" w:eastAsia="zh-CN"/>
+        </w:rPr>
+        <w:t>1、高速子弹穿过薄墙没有触发碰撞，如何解决？</w:t>
+      </w:r>
+    </w:p>
+    <w:p>
+      <w:pPr>
+        <w:rPr>
+          <w:rFonts w:hint="eastAsia"/>
+          <w:lang w:val="en-US" w:eastAsia="zh-CN"/>
+        </w:rPr>
+      </w:pPr>
+      <w:r>
+        <w:rPr>
+          <w:rFonts w:hint="eastAsia"/>
+          <w:lang w:val="en-US" w:eastAsia="zh-CN"/>
+        </w:rPr>
+        <w:t>答：1.对子弹的 Rigidbody 设置 Collision Detection = Continuous 或 Continuous Dynamic，使物理引擎在每帧之间进行扫描。</w:t>
+      </w:r>
+    </w:p>
+    <w:p>
+      <w:pPr>
+        <w:numPr>
+          <w:ilvl w:val="0"/>
+          <w:numId w:val="8"/>
+        </w:numPr>
+        <w:ind w:firstLine="897" w:firstLineChars="374"/>
+        <w:rPr>
+          <w:rFonts w:hint="eastAsia"/>
+          <w:lang w:val="en-US" w:eastAsia="zh-CN"/>
+        </w:rPr>
+      </w:pPr>
+      <w:r>
+        <w:rPr>
+          <w:rFonts w:hint="eastAsia"/>
+          <w:lang w:val="en-US" w:eastAsia="zh-CN"/>
+        </w:rPr>
+        <w:t>改为射线检测，从上一帧位置到当前位置，判断中间是否有碰撞。</w:t>
+      </w:r>
+    </w:p>
+    <w:p>
+      <w:pPr>
+        <w:numPr>
+          <w:ilvl w:val="0"/>
+          <w:numId w:val="8"/>
+        </w:numPr>
+        <w:ind w:firstLine="897" w:firstLineChars="374"/>
+        <w:rPr>
+          <w:rFonts w:hint="default"/>
+          <w:lang w:val="en-US" w:eastAsia="zh-CN"/>
+        </w:rPr>
+      </w:pPr>
+      <w:r>
+        <w:rPr>
+          <w:rFonts w:hint="eastAsia"/>
+          <w:lang w:val="en-US" w:eastAsia="zh-CN"/>
+        </w:rPr>
+        <w:t>增加厚度</w:t>
       </w:r>
     </w:p>
     <w:p>
@@ -2302,7 +2540,7 @@
       <w:pPr>
         <w:numPr>
           <w:ilvl w:val="0"/>
-          <w:numId w:val="7"/>
+          <w:numId w:val="9"/>
         </w:numPr>
         <w:bidi w:val="0"/>
         <w:ind w:firstLine="897" w:firstLineChars="374"/>
@@ -2323,7 +2561,7 @@
       <w:pPr>
         <w:numPr>
           <w:ilvl w:val="0"/>
-          <w:numId w:val="7"/>
+          <w:numId w:val="9"/>
         </w:numPr>
         <w:bidi w:val="0"/>
         <w:ind w:firstLine="897" w:firstLineChars="374"/>
@@ -2377,7 +2615,7 @@
       <w:pPr>
         <w:numPr>
           <w:ilvl w:val="0"/>
-          <w:numId w:val="8"/>
+          <w:numId w:val="10"/>
         </w:numPr>
         <w:bidi w:val="0"/>
         <w:rPr>
@@ -2397,7 +2635,7 @@
       <w:pPr>
         <w:numPr>
           <w:ilvl w:val="0"/>
-          <w:numId w:val="8"/>
+          <w:numId w:val="10"/>
         </w:numPr>
         <w:bidi w:val="0"/>
         <w:rPr>
@@ -2417,7 +2655,7 @@
       <w:pPr>
         <w:numPr>
           <w:ilvl w:val="0"/>
-          <w:numId w:val="8"/>
+          <w:numId w:val="10"/>
         </w:numPr>
         <w:bidi w:val="0"/>
         <w:rPr>
@@ -2437,7 +2675,7 @@
       <w:pPr>
         <w:numPr>
           <w:ilvl w:val="0"/>
-          <w:numId w:val="8"/>
+          <w:numId w:val="10"/>
         </w:numPr>
         <w:bidi w:val="0"/>
         <w:rPr>
@@ -2536,8 +2774,6 @@
           <w:lang w:val="en-US" w:eastAsia="zh-CN"/>
         </w:rPr>
       </w:pPr>
-      <w:bookmarkStart w:id="0" w:name="_GoBack"/>
-      <w:bookmarkEnd w:id="0"/>
     </w:p>
     <w:p>
       <w:pPr>
@@ -2741,6 +2977,31 @@
           <w:rFonts w:hint="eastAsia"/>
           <w:lang w:val="en-US" w:eastAsia="zh-CN"/>
         </w:rPr>
+        <w:t>序列化</w:t>
+      </w:r>
+    </w:p>
+    <w:p>
+      <w:pPr>
+        <w:rPr>
+          <w:rFonts w:hint="default"/>
+          <w:lang w:val="en-US" w:eastAsia="zh-CN"/>
+        </w:rPr>
+      </w:pPr>
+    </w:p>
+    <w:p>
+      <w:pPr>
+        <w:pStyle w:val="4"/>
+        <w:bidi w:val="0"/>
+        <w:rPr>
+          <w:rFonts w:hint="eastAsia"/>
+          <w:lang w:val="en-US" w:eastAsia="zh-CN"/>
+        </w:rPr>
+      </w:pPr>
+      <w:r>
+        <w:rPr>
+          <w:rFonts w:hint="eastAsia"/>
+          <w:lang w:val="en-US" w:eastAsia="zh-CN"/>
+        </w:rPr>
         <w:t>AssetBundle</w:t>
       </w:r>
     </w:p>
@@ -2827,7 +3088,7 @@
       <w:pPr>
         <w:numPr>
           <w:ilvl w:val="0"/>
-          <w:numId w:val="9"/>
+          <w:numId w:val="11"/>
         </w:numPr>
         <w:rPr>
           <w:rFonts w:hint="eastAsia"/>
@@ -2846,7 +3107,7 @@
       <w:pPr>
         <w:numPr>
           <w:ilvl w:val="0"/>
-          <w:numId w:val="9"/>
+          <w:numId w:val="11"/>
         </w:numPr>
         <w:rPr>
           <w:rFonts w:hint="default"/>
@@ -2865,7 +3126,7 @@
       <w:pPr>
         <w:numPr>
           <w:ilvl w:val="0"/>
-          <w:numId w:val="9"/>
+          <w:numId w:val="11"/>
         </w:numPr>
         <w:rPr>
           <w:rFonts w:hint="default"/>
@@ -2883,6 +3144,7 @@
     <w:p>
       <w:pPr>
         <w:numPr>
+          <w:ilvl w:val="0"/>
           <w:numId w:val="0"/>
         </w:numPr>
         <w:ind w:leftChars="400"/>
@@ -2934,6 +3196,7 @@
     <w:p>
       <w:pPr>
         <w:numPr>
+          <w:ilvl w:val="0"/>
           <w:numId w:val="0"/>
         </w:numPr>
         <w:ind w:leftChars="400"/>
@@ -2985,6 +3248,7 @@
     <w:p>
       <w:pPr>
         <w:numPr>
+          <w:ilvl w:val="0"/>
           <w:numId w:val="0"/>
         </w:numPr>
         <w:ind w:leftChars="400"/>
@@ -3037,7 +3301,7 @@
       <w:pPr>
         <w:numPr>
           <w:ilvl w:val="0"/>
-          <w:numId w:val="9"/>
+          <w:numId w:val="11"/>
         </w:numPr>
         <w:rPr>
           <w:rFonts w:hint="eastAsia"/>
@@ -3055,6 +3319,7 @@
     <w:p>
       <w:pPr>
         <w:numPr>
+          <w:ilvl w:val="0"/>
           <w:numId w:val="0"/>
         </w:numPr>
         <w:ind w:leftChars="400"/>
@@ -3074,6 +3339,7 @@
     <w:p>
       <w:pPr>
         <w:numPr>
+          <w:ilvl w:val="0"/>
           <w:numId w:val="0"/>
         </w:numPr>
         <w:ind w:leftChars="400"/>
@@ -3093,6 +3359,7 @@
     <w:p>
       <w:pPr>
         <w:numPr>
+          <w:ilvl w:val="0"/>
           <w:numId w:val="0"/>
         </w:numPr>
         <w:ind w:leftChars="400"/>
@@ -3330,7 +3597,7 @@
       <w:pPr>
         <w:numPr>
           <w:ilvl w:val="0"/>
-          <w:numId w:val="10"/>
+          <w:numId w:val="12"/>
         </w:numPr>
         <w:bidi w:val="0"/>
         <w:rPr>
@@ -3350,7 +3617,7 @@
       <w:pPr>
         <w:numPr>
           <w:ilvl w:val="0"/>
-          <w:numId w:val="10"/>
+          <w:numId w:val="12"/>
         </w:numPr>
         <w:bidi w:val="0"/>
         <w:rPr>
@@ -3370,7 +3637,7 @@
       <w:pPr>
         <w:numPr>
           <w:ilvl w:val="0"/>
-          <w:numId w:val="10"/>
+          <w:numId w:val="12"/>
         </w:numPr>
         <w:bidi w:val="0"/>
         <w:rPr>
@@ -3509,7 +3776,7 @@
       <w:pPr>
         <w:numPr>
           <w:ilvl w:val="0"/>
-          <w:numId w:val="11"/>
+          <w:numId w:val="13"/>
         </w:numPr>
         <w:bidi w:val="0"/>
         <w:rPr>
@@ -3529,7 +3796,7 @@
       <w:pPr>
         <w:numPr>
           <w:ilvl w:val="0"/>
-          <w:numId w:val="11"/>
+          <w:numId w:val="13"/>
         </w:numPr>
         <w:bidi w:val="0"/>
         <w:rPr>
@@ -3549,7 +3816,7 @@
       <w:pPr>
         <w:numPr>
           <w:ilvl w:val="0"/>
-          <w:numId w:val="11"/>
+          <w:numId w:val="13"/>
         </w:numPr>
         <w:bidi w:val="0"/>
         <w:rPr>
@@ -3743,6 +4010,65 @@
     </w:p>
     <w:p>
       <w:pPr>
+        <w:pStyle w:val="4"/>
+        <w:bidi w:val="0"/>
+        <w:rPr>
+          <w:rFonts w:hint="eastAsia"/>
+          <w:lang w:val="en-US" w:eastAsia="zh-CN"/>
+        </w:rPr>
+      </w:pPr>
+      <w:r>
+        <w:rPr>
+          <w:rFonts w:hint="eastAsia"/>
+          <w:lang w:val="en-US" w:eastAsia="zh-CN"/>
+        </w:rPr>
+        <w:t>TCP/UDP</w:t>
+      </w:r>
+    </w:p>
+    <w:p>
+      <w:pPr>
+        <w:pStyle w:val="5"/>
+        <w:bidi w:val="0"/>
+        <w:rPr>
+          <w:rFonts w:hint="eastAsia"/>
+          <w:lang w:val="en-US" w:eastAsia="zh-CN"/>
+        </w:rPr>
+      </w:pPr>
+      <w:r>
+        <w:rPr>
+          <w:rFonts w:hint="eastAsia"/>
+          <w:lang w:val="en-US" w:eastAsia="zh-CN"/>
+        </w:rPr>
+        <w:t>TCP</w:t>
+      </w:r>
+    </w:p>
+    <w:p>
+      <w:pPr>
+        <w:rPr>
+          <w:rFonts w:hint="default"/>
+          <w:lang w:val="en-US" w:eastAsia="zh-CN"/>
+        </w:rPr>
+      </w:pPr>
+      <w:bookmarkStart w:id="0" w:name="_GoBack"/>
+      <w:bookmarkEnd w:id="0"/>
+    </w:p>
+    <w:p>
+      <w:pPr>
+        <w:rPr>
+          <w:rFonts w:hint="eastAsia"/>
+          <w:lang w:val="en-US" w:eastAsia="zh-CN"/>
+        </w:rPr>
+      </w:pPr>
+      <w:r>
+        <w:rPr>
+          <w:rFonts w:hint="eastAsia"/>
+          <w:lang w:val="en-US" w:eastAsia="zh-CN"/>
+        </w:rPr>
+        <w:br w:type="page"/>
+      </w:r>
+    </w:p>
+    <w:p>
+      <w:pPr>
         <w:pStyle w:val="3"/>
         <w:bidi w:val="0"/>
         <w:rPr>
@@ -3763,7 +4089,7 @@
         <w:pStyle w:val="4"/>
         <w:bidi w:val="0"/>
         <w:rPr>
-          <w:rFonts w:hint="default"/>
+          <w:rFonts w:hint="eastAsia"/>
           <w:lang w:val="en-US" w:eastAsia="zh-CN"/>
         </w:rPr>
       </w:pPr>
@@ -3773,6 +4099,551 @@
           <w:lang w:val="en-US" w:eastAsia="zh-CN"/>
         </w:rPr>
         <w:t>帧同步与状态同步</w:t>
+      </w:r>
+    </w:p>
+    <w:p>
+      <w:pPr>
+        <w:rPr>
+          <w:rFonts w:hint="eastAsia"/>
+          <w:lang w:val="en-US" w:eastAsia="zh-CN"/>
+        </w:rPr>
+      </w:pPr>
+      <w:r>
+        <w:drawing>
+          <wp:inline distT="0" distB="0" distL="114300" distR="114300">
+            <wp:extent cx="4283075" cy="2284730"/>
+            <wp:effectExtent l="0" t="0" r="3175" b="1270"/>
+            <wp:docPr id="19" name="图片 3"/>
+            <wp:cNvGraphicFramePr>
+              <a:graphicFrameLocks xmlns:a="http://schemas.openxmlformats.org/drawingml/2006/main" noChangeAspect="1"/>
+            </wp:cNvGraphicFramePr>
+            <a:graphic xmlns:a="http://schemas.openxmlformats.org/drawingml/2006/main">
+              <a:graphicData uri="http://schemas.openxmlformats.org/drawingml/2006/picture">
+                <pic:pic xmlns:pic="http://schemas.openxmlformats.org/drawingml/2006/picture">
+                  <pic:nvPicPr>
+                    <pic:cNvPr id="19" name="图片 3"/>
+                    <pic:cNvPicPr>
+                      <a:picLocks noChangeAspect="1"/>
+                    </pic:cNvPicPr>
+                  </pic:nvPicPr>
+                  <pic:blipFill>
+                    <a:blip r:embed="rId25"/>
+                    <a:stretch>
+                      <a:fillRect/>
+                    </a:stretch>
+                  </pic:blipFill>
+                  <pic:spPr>
+                    <a:xfrm>
+                      <a:off x="0" y="0"/>
+                      <a:ext cx="4283075" cy="2284730"/>
+                    </a:xfrm>
+                    <a:prstGeom prst="rect">
+                      <a:avLst/>
+                    </a:prstGeom>
+                    <a:noFill/>
+                    <a:ln>
+                      <a:noFill/>
+                    </a:ln>
+                  </pic:spPr>
+                </pic:pic>
+              </a:graphicData>
+            </a:graphic>
+          </wp:inline>
+        </w:drawing>
+      </w:r>
+    </w:p>
+    <w:p>
+      <w:pPr>
+        <w:pStyle w:val="5"/>
+        <w:bidi w:val="0"/>
+        <w:rPr>
+          <w:rFonts w:hint="eastAsia"/>
+          <w:lang w:val="en-US" w:eastAsia="zh-CN"/>
+        </w:rPr>
+      </w:pPr>
+      <w:r>
+        <w:rPr>
+          <w:rFonts w:hint="eastAsia"/>
+          <w:lang w:val="en-US" w:eastAsia="zh-CN"/>
+        </w:rPr>
+        <w:t>帧同步</w:t>
+      </w:r>
+    </w:p>
+    <w:p>
+      <w:pPr>
+        <w:rPr>
+          <w:rFonts w:ascii="Segoe UI" w:hAnsi="Segoe UI" w:eastAsia="Segoe UI" w:cs="Segoe UI"/>
+          <w:i w:val="0"/>
+          <w:iCs w:val="0"/>
+          <w:caps w:val="0"/>
+          <w:color w:val="0F1115"/>
+          <w:spacing w:val="0"/>
+          <w:sz w:val="22"/>
+          <w:szCs w:val="22"/>
+          <w:shd w:val="clear" w:fill="FFFFFF"/>
+        </w:rPr>
+      </w:pPr>
+      <w:r>
+        <w:rPr>
+          <w:rFonts w:ascii="Segoe UI" w:hAnsi="Segoe UI" w:eastAsia="Segoe UI" w:cs="Segoe UI"/>
+          <w:i w:val="0"/>
+          <w:iCs w:val="0"/>
+          <w:caps w:val="0"/>
+          <w:color w:val="0F1115"/>
+          <w:spacing w:val="0"/>
+          <w:sz w:val="22"/>
+          <w:szCs w:val="22"/>
+          <w:shd w:val="clear" w:fill="FFFFFF"/>
+        </w:rPr>
+        <w:t>服务器只转发玩家输入</w:t>
+      </w:r>
+      <w:r>
+        <w:rPr>
+          <w:rFonts w:hint="eastAsia" w:ascii="Segoe UI" w:hAnsi="Segoe UI" w:cs="Segoe UI"/>
+          <w:i w:val="0"/>
+          <w:iCs w:val="0"/>
+          <w:caps w:val="0"/>
+          <w:color w:val="0F1115"/>
+          <w:spacing w:val="0"/>
+          <w:sz w:val="22"/>
+          <w:szCs w:val="22"/>
+          <w:shd w:val="clear" w:fill="FFFFFF"/>
+          <w:lang w:val="en-US" w:eastAsia="zh-CN"/>
+        </w:rPr>
+        <w:t>指令</w:t>
+      </w:r>
+      <w:r>
+        <w:rPr>
+          <w:rFonts w:ascii="Segoe UI" w:hAnsi="Segoe UI" w:eastAsia="Segoe UI" w:cs="Segoe UI"/>
+          <w:i w:val="0"/>
+          <w:iCs w:val="0"/>
+          <w:caps w:val="0"/>
+          <w:color w:val="0F1115"/>
+          <w:spacing w:val="0"/>
+          <w:sz w:val="22"/>
+          <w:szCs w:val="22"/>
+          <w:shd w:val="clear" w:fill="FFFFFF"/>
+        </w:rPr>
+        <w:t>，所有客户端用相同逻辑计算出相同结果。</w:t>
+      </w:r>
+    </w:p>
+    <w:p>
+      <w:pPr>
+        <w:rPr>
+          <w:rFonts w:hint="eastAsia" w:ascii="Segoe UI" w:hAnsi="Segoe UI" w:cs="Segoe UI"/>
+          <w:i w:val="0"/>
+          <w:iCs w:val="0"/>
+          <w:caps w:val="0"/>
+          <w:color w:val="0F1115"/>
+          <w:spacing w:val="0"/>
+          <w:sz w:val="22"/>
+          <w:szCs w:val="22"/>
+          <w:shd w:val="clear" w:fill="FFFFFF"/>
+          <w:lang w:val="en-US" w:eastAsia="zh-CN"/>
+        </w:rPr>
+      </w:pPr>
+      <w:r>
+        <w:rPr>
+          <w:rFonts w:hint="eastAsia" w:ascii="Segoe UI" w:hAnsi="Segoe UI" w:cs="Segoe UI"/>
+          <w:i w:val="0"/>
+          <w:iCs w:val="0"/>
+          <w:caps w:val="0"/>
+          <w:color w:val="0F1115"/>
+          <w:spacing w:val="0"/>
+          <w:sz w:val="22"/>
+          <w:szCs w:val="22"/>
+          <w:shd w:val="clear" w:fill="FFFFFF"/>
+          <w:lang w:val="en-US" w:eastAsia="zh-CN"/>
+        </w:rPr>
+        <w:t>适用：格斗游戏、RTS（对确定性要求极高）。FPS很少用，因为浮点误差和反作弊难。</w:t>
+      </w:r>
+    </w:p>
+    <w:p>
+      <w:pPr>
+        <w:rPr>
+          <w:rFonts w:hint="eastAsia" w:ascii="Segoe UI" w:hAnsi="Segoe UI" w:cs="Segoe UI"/>
+          <w:i w:val="0"/>
+          <w:iCs w:val="0"/>
+          <w:caps w:val="0"/>
+          <w:color w:val="0F1115"/>
+          <w:spacing w:val="0"/>
+          <w:sz w:val="22"/>
+          <w:szCs w:val="22"/>
+          <w:shd w:val="clear" w:fill="FFFFFF"/>
+          <w:lang w:val="en-US" w:eastAsia="zh-CN"/>
+        </w:rPr>
+      </w:pPr>
+      <w:r>
+        <w:rPr>
+          <w:rFonts w:hint="eastAsia" w:ascii="Segoe UI" w:hAnsi="Segoe UI" w:cs="Segoe UI"/>
+          <w:i w:val="0"/>
+          <w:iCs w:val="0"/>
+          <w:caps w:val="0"/>
+          <w:color w:val="0F1115"/>
+          <w:spacing w:val="0"/>
+          <w:sz w:val="22"/>
+          <w:szCs w:val="22"/>
+          <w:shd w:val="clear" w:fill="FFFFFF"/>
+          <w:lang w:val="en-US" w:eastAsia="zh-CN"/>
+        </w:rPr>
+        <w:t>优点：网络开销小、天然支持回放、开发体验好、公平性高。</w:t>
+      </w:r>
+    </w:p>
+    <w:p>
+      <w:pPr>
+        <w:rPr>
+          <w:rFonts w:hint="eastAsia" w:ascii="Segoe UI" w:hAnsi="Segoe UI" w:cs="Segoe UI"/>
+          <w:i w:val="0"/>
+          <w:iCs w:val="0"/>
+          <w:caps w:val="0"/>
+          <w:color w:val="0F1115"/>
+          <w:spacing w:val="0"/>
+          <w:sz w:val="22"/>
+          <w:szCs w:val="22"/>
+          <w:shd w:val="clear" w:fill="FFFFFF"/>
+          <w:lang w:val="en-US" w:eastAsia="zh-CN"/>
+        </w:rPr>
+      </w:pPr>
+      <w:r>
+        <w:rPr>
+          <w:rFonts w:hint="eastAsia" w:ascii="Segoe UI" w:hAnsi="Segoe UI" w:cs="Segoe UI"/>
+          <w:i w:val="0"/>
+          <w:iCs w:val="0"/>
+          <w:caps w:val="0"/>
+          <w:color w:val="0F1115"/>
+          <w:spacing w:val="0"/>
+          <w:sz w:val="22"/>
+          <w:szCs w:val="22"/>
+          <w:shd w:val="clear" w:fill="FFFFFF"/>
+          <w:lang w:val="en-US" w:eastAsia="zh-CN"/>
+        </w:rPr>
+        <w:t>缺点：网络延迟敏感、反外挂能力弱、确定性性要求高、对局加入困难</w:t>
+      </w:r>
+    </w:p>
+    <w:p>
+      <w:pPr>
+        <w:rPr>
+          <w:rFonts w:hint="default" w:ascii="Segoe UI" w:hAnsi="Segoe UI" w:cs="Segoe UI"/>
+          <w:i w:val="0"/>
+          <w:iCs w:val="0"/>
+          <w:caps w:val="0"/>
+          <w:color w:val="0F1115"/>
+          <w:spacing w:val="0"/>
+          <w:sz w:val="22"/>
+          <w:szCs w:val="22"/>
+          <w:shd w:val="clear" w:fill="FFFFFF"/>
+          <w:lang w:val="en-US" w:eastAsia="zh-CN"/>
+        </w:rPr>
+      </w:pPr>
+      <w:r>
+        <w:drawing>
+          <wp:inline distT="0" distB="0" distL="114300" distR="114300">
+            <wp:extent cx="4445635" cy="2717165"/>
+            <wp:effectExtent l="0" t="0" r="12065" b="6985"/>
+            <wp:docPr id="14" name="图片 1"/>
+            <wp:cNvGraphicFramePr>
+              <a:graphicFrameLocks xmlns:a="http://schemas.openxmlformats.org/drawingml/2006/main" noChangeAspect="1"/>
+            </wp:cNvGraphicFramePr>
+            <a:graphic xmlns:a="http://schemas.openxmlformats.org/drawingml/2006/main">
+              <a:graphicData uri="http://schemas.openxmlformats.org/drawingml/2006/picture">
+                <pic:pic xmlns:pic="http://schemas.openxmlformats.org/drawingml/2006/picture">
+                  <pic:nvPicPr>
+                    <pic:cNvPr id="14" name="图片 1"/>
+                    <pic:cNvPicPr>
+                      <a:picLocks noChangeAspect="1"/>
+                    </pic:cNvPicPr>
+                  </pic:nvPicPr>
+                  <pic:blipFill>
+                    <a:blip r:embed="rId26"/>
+                    <a:stretch>
+                      <a:fillRect/>
+                    </a:stretch>
+                  </pic:blipFill>
+                  <pic:spPr>
+                    <a:xfrm>
+                      <a:off x="0" y="0"/>
+                      <a:ext cx="4445635" cy="2717165"/>
+                    </a:xfrm>
+                    <a:prstGeom prst="rect">
+                      <a:avLst/>
+                    </a:prstGeom>
+                    <a:noFill/>
+                    <a:ln>
+                      <a:noFill/>
+                    </a:ln>
+                  </pic:spPr>
+                </pic:pic>
+              </a:graphicData>
+            </a:graphic>
+          </wp:inline>
+        </w:drawing>
+      </w:r>
+    </w:p>
+    <w:p>
+      <w:pPr>
+        <w:pStyle w:val="5"/>
+        <w:bidi w:val="0"/>
+        <w:rPr>
+          <w:rFonts w:hint="eastAsia"/>
+          <w:lang w:val="en-US" w:eastAsia="zh-CN"/>
+        </w:rPr>
+      </w:pPr>
+      <w:r>
+        <w:rPr>
+          <w:rFonts w:hint="eastAsia"/>
+          <w:lang w:val="en-US" w:eastAsia="zh-CN"/>
+        </w:rPr>
+        <w:t>状态同步</w:t>
+      </w:r>
+    </w:p>
+    <w:p>
+      <w:pPr>
+        <w:rPr>
+          <w:rFonts w:hint="eastAsia"/>
+          <w:lang w:val="en-US" w:eastAsia="zh-CN"/>
+        </w:rPr>
+      </w:pPr>
+      <w:r>
+        <w:rPr>
+          <w:rFonts w:hint="eastAsia"/>
+          <w:lang w:val="en-US" w:eastAsia="zh-CN"/>
+        </w:rPr>
+        <w:t>服务器定时广播所有重要物体的状态（位置、血量等），客户端只做插值渲染。</w:t>
+      </w:r>
+    </w:p>
+    <w:p>
+      <w:pPr>
+        <w:rPr>
+          <w:rFonts w:hint="eastAsia"/>
+          <w:lang w:val="en-US" w:eastAsia="zh-CN"/>
+        </w:rPr>
+      </w:pPr>
+      <w:r>
+        <w:rPr>
+          <w:rFonts w:hint="eastAsia"/>
+          <w:lang w:val="en-US" w:eastAsia="zh-CN"/>
+        </w:rPr>
+        <w:t>适用：大多数FPS、MOBA、RTS。带宽消耗与实体数量成正比。</w:t>
+      </w:r>
+    </w:p>
+    <w:p>
+      <w:pPr>
+        <w:rPr>
+          <w:rFonts w:hint="eastAsia"/>
+          <w:lang w:val="en-US" w:eastAsia="zh-CN"/>
+        </w:rPr>
+      </w:pPr>
+      <w:r>
+        <w:rPr>
+          <w:rFonts w:hint="eastAsia"/>
+          <w:lang w:val="en-US" w:eastAsia="zh-CN"/>
+        </w:rPr>
+        <w:t>优点：对网络延迟容忍高、反外挂能力强、逻辑修改容易、中途添加容易</w:t>
+      </w:r>
+    </w:p>
+    <w:p>
+      <w:pPr>
+        <w:rPr>
+          <w:rFonts w:hint="default"/>
+          <w:lang w:val="en-US" w:eastAsia="zh-CN"/>
+        </w:rPr>
+      </w:pPr>
+      <w:r>
+        <w:rPr>
+          <w:rFonts w:hint="eastAsia"/>
+          <w:lang w:val="en-US" w:eastAsia="zh-CN"/>
+        </w:rPr>
+        <w:t>缺点：网络开销大、开发复杂、回放困难、物理模拟消耗大</w:t>
+      </w:r>
+    </w:p>
+    <w:p>
+      <w:r>
+        <w:drawing>
+          <wp:inline distT="0" distB="0" distL="114300" distR="114300">
+            <wp:extent cx="4161155" cy="2474595"/>
+            <wp:effectExtent l="0" t="0" r="10795" b="1905"/>
+            <wp:docPr id="16" name="图片 2"/>
+            <wp:cNvGraphicFramePr>
+              <a:graphicFrameLocks xmlns:a="http://schemas.openxmlformats.org/drawingml/2006/main" noChangeAspect="1"/>
+            </wp:cNvGraphicFramePr>
+            <a:graphic xmlns:a="http://schemas.openxmlformats.org/drawingml/2006/main">
+              <a:graphicData uri="http://schemas.openxmlformats.org/drawingml/2006/picture">
+                <pic:pic xmlns:pic="http://schemas.openxmlformats.org/drawingml/2006/picture">
+                  <pic:nvPicPr>
+                    <pic:cNvPr id="16" name="图片 2"/>
+                    <pic:cNvPicPr>
+                      <a:picLocks noChangeAspect="1"/>
+                    </pic:cNvPicPr>
+                  </pic:nvPicPr>
+                  <pic:blipFill>
+                    <a:blip r:embed="rId27"/>
+                    <a:stretch>
+                      <a:fillRect/>
+                    </a:stretch>
+                  </pic:blipFill>
+                  <pic:spPr>
+                    <a:xfrm>
+                      <a:off x="0" y="0"/>
+                      <a:ext cx="4161155" cy="2474595"/>
+                    </a:xfrm>
+                    <a:prstGeom prst="rect">
+                      <a:avLst/>
+                    </a:prstGeom>
+                    <a:noFill/>
+                    <a:ln>
+                      <a:noFill/>
+                    </a:ln>
+                  </pic:spPr>
+                </pic:pic>
+              </a:graphicData>
+            </a:graphic>
+          </wp:inline>
+        </w:drawing>
+      </w:r>
+    </w:p>
+    <w:p>
+      <w:pPr>
+        <w:pStyle w:val="4"/>
+        <w:bidi w:val="0"/>
+        <w:rPr>
+          <w:rFonts w:hint="default"/>
+          <w:lang w:val="en-US" w:eastAsia="zh-CN"/>
+        </w:rPr>
+      </w:pPr>
+      <w:r>
+        <w:rPr>
+          <w:rFonts w:hint="eastAsia"/>
+          <w:lang w:val="en-US" w:eastAsia="zh-CN"/>
+        </w:rPr>
+        <w:t>常识</w:t>
+      </w:r>
+    </w:p>
+    <w:p>
+      <w:pPr>
+        <w:pStyle w:val="5"/>
+        <w:bidi w:val="0"/>
+        <w:rPr>
+          <w:rFonts w:hint="eastAsia"/>
+          <w:lang w:val="en-US" w:eastAsia="zh-CN"/>
+        </w:rPr>
+      </w:pPr>
+      <w:r>
+        <w:rPr>
+          <w:rFonts w:hint="eastAsia"/>
+          <w:lang w:val="en-US" w:eastAsia="zh-CN"/>
+        </w:rPr>
+        <w:t>权威服务器</w:t>
+      </w:r>
+    </w:p>
+    <w:p>
+      <w:pPr>
+        <w:rPr>
+          <w:rFonts w:hint="default"/>
+          <w:lang w:val="en-US" w:eastAsia="zh-CN"/>
+        </w:rPr>
+      </w:pPr>
+      <w:r>
+        <w:rPr>
+          <w:rFonts w:hint="default"/>
+          <w:lang w:val="en-US" w:eastAsia="zh-CN"/>
+        </w:rPr>
+        <w:t>这是反外挂和保证公平的基石。服务器是唯一的“可信源”，所有关键逻辑（移动、攻击、伤害计算）都在服务器执行。客户端只能发送“请求”，服务器判断后发送“结果”。客户端即使被破解，也无法直接改变游戏世界。</w:t>
+      </w:r>
+    </w:p>
+    <w:p>
+      <w:pPr>
+        <w:pStyle w:val="5"/>
+        <w:bidi w:val="0"/>
+        <w:rPr>
+          <w:rFonts w:hint="eastAsia"/>
+          <w:lang w:val="en-US" w:eastAsia="zh-CN"/>
+        </w:rPr>
+      </w:pPr>
+      <w:r>
+        <w:rPr>
+          <w:rFonts w:hint="eastAsia"/>
+          <w:lang w:val="en-US" w:eastAsia="zh-CN"/>
+        </w:rPr>
+        <w:t>客户端预测</w:t>
+      </w:r>
+    </w:p>
+    <w:p>
+      <w:pPr>
+        <w:rPr>
+          <w:rFonts w:hint="default"/>
+          <w:lang w:val="en-US" w:eastAsia="zh-CN"/>
+        </w:rPr>
+      </w:pPr>
+      <w:r>
+        <w:rPr>
+          <w:rFonts w:hint="default"/>
+          <w:lang w:val="en-US" w:eastAsia="zh-CN"/>
+        </w:rPr>
+        <w:t>用于状态同步中掩盖延迟。当玩家按下移动键时，客户端不等待服务器响应，立即假设操作成功，并本地移动玩家。同时，向服务器发送请求。当服务器返回的“权威状态”与本地预测不一致时，客户端会进行一次“回滚”并修正。</w:t>
+      </w:r>
+    </w:p>
+    <w:p>
+      <w:pPr>
+        <w:pStyle w:val="5"/>
+        <w:bidi w:val="0"/>
+        <w:rPr>
+          <w:rFonts w:hint="eastAsia"/>
+          <w:lang w:val="en-US" w:eastAsia="zh-CN"/>
+        </w:rPr>
+      </w:pPr>
+      <w:r>
+        <w:rPr>
+          <w:rFonts w:hint="eastAsia"/>
+          <w:lang w:val="en-US" w:eastAsia="zh-CN"/>
+        </w:rPr>
+        <w:t>实体插值</w:t>
+      </w:r>
+    </w:p>
+    <w:p>
+      <w:pPr>
+        <w:rPr>
+          <w:rFonts w:hint="default"/>
+          <w:lang w:val="en-US" w:eastAsia="zh-CN"/>
+        </w:rPr>
+      </w:pPr>
+      <w:r>
+        <w:rPr>
+          <w:rFonts w:hint="default"/>
+          <w:lang w:val="en-US" w:eastAsia="zh-CN"/>
+        </w:rPr>
+        <w:t>用于状态同步中平滑其他玩家的移动。由于网络包不是每帧都到，你收到的是其他玩家在 t1, t2 时刻的位置。你需要在 t1 到 t2 之间，通过插值算法（如线性插值）计算出每一帧的显示位置，让移动看起来连续。</w:t>
+      </w:r>
+    </w:p>
+    <w:p>
+      <w:pPr>
+        <w:pStyle w:val="5"/>
+        <w:bidi w:val="0"/>
+        <w:rPr>
+          <w:rFonts w:hint="eastAsia"/>
+          <w:lang w:val="en-US" w:eastAsia="zh-CN"/>
+        </w:rPr>
+      </w:pPr>
+      <w:r>
+        <w:rPr>
+          <w:rFonts w:hint="eastAsia"/>
+          <w:lang w:val="en-US" w:eastAsia="zh-CN"/>
+        </w:rPr>
+        <w:t>延迟补偿</w:t>
+      </w:r>
+    </w:p>
+    <w:p>
+      <w:pPr>
+        <w:rPr>
+          <w:rFonts w:hint="default"/>
+          <w:lang w:val="en-US" w:eastAsia="zh-CN"/>
+        </w:rPr>
+      </w:pPr>
+      <w:r>
+        <w:rPr>
+          <w:rFonts w:hint="default"/>
+          <w:lang w:val="en-US" w:eastAsia="zh-CN"/>
+        </w:rPr>
+        <w:t>用于射击游戏中解决“我明明瞄准了，却说没打中”的问题。当服务器收到一个射击指令时，会根据指令附带的时间戳，将服务器上的游戏状态“回滚”到开枪那一刻，在那个时间点判断子弹是否命中，然后再恢复到当前状态。这让射击判定对高延迟玩家更公平。</w:t>
       </w:r>
     </w:p>
     <w:sectPr>
@@ -3869,6 +4740,18 @@
     </w:lvl>
   </w:abstractNum>
   <w:abstractNum w:abstractNumId="2">
+    <w:nsid w:val="A9159D3A"/>
+    <w:multiLevelType w:val="singleLevel"/>
+    <w:tmpl w:val="A9159D3A"/>
+    <w:lvl w:ilvl="0" w:tentative="0">
+      <w:start w:val="1"/>
+      <w:numFmt w:val="decimal"/>
+      <w:suff w:val="nothing"/>
+      <w:lvlText w:val="%1、"/>
+      <w:lvlJc w:val="left"/>
+    </w:lvl>
+  </w:abstractNum>
+  <w:abstractNum w:abstractNumId="3">
     <w:nsid w:val="BF1731B7"/>
     <w:multiLevelType w:val="singleLevel"/>
     <w:tmpl w:val="BF1731B7"/>
@@ -3880,7 +4763,7 @@
       <w:lvlJc w:val="left"/>
     </w:lvl>
   </w:abstractNum>
-  <w:abstractNum w:abstractNumId="3">
+  <w:abstractNum w:abstractNumId="4">
     <w:nsid w:val="D02BF5ED"/>
     <w:multiLevelType w:val="singleLevel"/>
     <w:tmpl w:val="D02BF5ED"/>
@@ -3892,7 +4775,7 @@
       <w:lvlJc w:val="left"/>
     </w:lvl>
   </w:abstractNum>
-  <w:abstractNum w:abstractNumId="4">
+  <w:abstractNum w:abstractNumId="5">
     <w:nsid w:val="DFA97ABB"/>
     <w:multiLevelType w:val="singleLevel"/>
     <w:tmpl w:val="DFA97ABB"/>
@@ -3904,7 +4787,7 @@
       <w:lvlJc w:val="left"/>
     </w:lvl>
   </w:abstractNum>
-  <w:abstractNum w:abstractNumId="5">
+  <w:abstractNum w:abstractNumId="6">
     <w:nsid w:val="EBC6F442"/>
     <w:multiLevelType w:val="singleLevel"/>
     <w:tmpl w:val="EBC6F442"/>
@@ -3916,7 +4799,23 @@
       <w:lvlJc w:val="left"/>
     </w:lvl>
   </w:abstractNum>
-  <w:abstractNum w:abstractNumId="6">
+  <w:abstractNum w:abstractNumId="7">
+    <w:nsid w:val="FABACB20"/>
+    <w:multiLevelType w:val="singleLevel"/>
+    <w:tmpl w:val="FABACB20"/>
+    <w:lvl w:ilvl="0" w:tentative="0">
+      <w:start w:val="2"/>
+      <w:numFmt w:val="decimal"/>
+      <w:lvlText w:val="%1."/>
+      <w:lvlJc w:val="left"/>
+      <w:pPr>
+        <w:tabs>
+          <w:tab w:val="left" w:pos="312"/>
+        </w:tabs>
+      </w:pPr>
+    </w:lvl>
+  </w:abstractNum>
+  <w:abstractNum w:abstractNumId="8">
     <w:nsid w:val="3A92C125"/>
     <w:multiLevelType w:val="singleLevel"/>
     <w:tmpl w:val="3A92C125"/>
@@ -3928,7 +4827,7 @@
       <w:lvlJc w:val="left"/>
     </w:lvl>
   </w:abstractNum>
-  <w:abstractNum w:abstractNumId="7">
+  <w:abstractNum w:abstractNumId="9">
     <w:nsid w:val="5E62821E"/>
     <w:multiLevelType w:val="singleLevel"/>
     <w:tmpl w:val="5E62821E"/>
@@ -3940,7 +4839,7 @@
       <w:lvlJc w:val="left"/>
     </w:lvl>
   </w:abstractNum>
-  <w:abstractNum w:abstractNumId="8">
+  <w:abstractNum w:abstractNumId="10">
     <w:nsid w:val="61D16DCA"/>
     <w:multiLevelType w:val="singleLevel"/>
     <w:tmpl w:val="61D16DCA"/>
@@ -3952,7 +4851,7 @@
       <w:lvlJc w:val="left"/>
     </w:lvl>
   </w:abstractNum>
-  <w:abstractNum w:abstractNumId="9">
+  <w:abstractNum w:abstractNumId="11">
     <w:nsid w:val="6216F74D"/>
     <w:multiLevelType w:val="singleLevel"/>
     <w:tmpl w:val="6216F74D"/>
@@ -3964,7 +4863,7 @@
       <w:lvlJc w:val="left"/>
     </w:lvl>
   </w:abstractNum>
-  <w:abstractNum w:abstractNumId="10">
+  <w:abstractNum w:abstractNumId="12">
     <w:nsid w:val="79231D57"/>
     <w:multiLevelType w:val="singleLevel"/>
     <w:tmpl w:val="79231D57"/>
@@ -3980,34 +4879,40 @@
     <w:abstractNumId w:val="1"/>
   </w:num>
   <w:num w:numId="2">
-    <w:abstractNumId w:val="2"/>
+    <w:abstractNumId w:val="3"/>
   </w:num>
   <w:num w:numId="3">
-    <w:abstractNumId w:val="8"/>
+    <w:abstractNumId w:val="10"/>
   </w:num>
   <w:num w:numId="4">
-    <w:abstractNumId w:val="9"/>
+    <w:abstractNumId w:val="11"/>
   </w:num>
   <w:num w:numId="5">
-    <w:abstractNumId w:val="5"/>
+    <w:abstractNumId w:val="6"/>
   </w:num>
   <w:num w:numId="6">
     <w:abstractNumId w:val="0"/>
   </w:num>
   <w:num w:numId="7">
+    <w:abstractNumId w:val="2"/>
+  </w:num>
+  <w:num w:numId="8">
+    <w:abstractNumId w:val="7"/>
+  </w:num>
+  <w:num w:numId="9">
+    <w:abstractNumId w:val="5"/>
+  </w:num>
+  <w:num w:numId="10">
+    <w:abstractNumId w:val="12"/>
+  </w:num>
+  <w:num w:numId="11">
+    <w:abstractNumId w:val="9"/>
+  </w:num>
+  <w:num w:numId="12">
     <w:abstractNumId w:val="4"/>
   </w:num>
-  <w:num w:numId="8">
-    <w:abstractNumId w:val="10"/>
-  </w:num>
-  <w:num w:numId="9">
-    <w:abstractNumId w:val="7"/>
-  </w:num>
-  <w:num w:numId="10">
-    <w:abstractNumId w:val="3"/>
-  </w:num>
-  <w:num w:numId="11">
-    <w:abstractNumId w:val="6"/>
+  <w:num w:numId="13">
+    <w:abstractNumId w:val="8"/>
   </w:num>
 </w:numbering>
 </file>
@@ -4295,7 +5200,7 @@
     <w:name w:val="heading 1"/>
     <w:basedOn w:val="1"/>
     <w:next w:val="1"/>
-    <w:link w:val="12"/>
+    <w:link w:val="13"/>
     <w:qFormat/>
     <w:uiPriority w:val="0"/>
     <w:pPr>
@@ -4318,7 +5223,7 @@
     <w:name w:val="heading 2"/>
     <w:basedOn w:val="1"/>
     <w:next w:val="1"/>
-    <w:link w:val="11"/>
+    <w:link w:val="12"/>
     <w:unhideWhenUsed/>
     <w:qFormat/>
     <w:uiPriority w:val="0"/>
@@ -4432,6 +5337,15 @@
     </w:rPr>
   </w:style>
   <w:style w:type="character" w:styleId="10">
+    <w:name w:val="Strong"/>
+    <w:basedOn w:val="9"/>
+    <w:qFormat/>
+    <w:uiPriority w:val="0"/>
+    <w:rPr>
+      <w:b/>
+    </w:rPr>
+  </w:style>
+  <w:style w:type="character" w:styleId="11">
     <w:name w:val="HTML Code"/>
     <w:basedOn w:val="9"/>
     <w:uiPriority w:val="0"/>
@@ -4440,7 +5354,7 @@
       <w:sz w:val="20"/>
     </w:rPr>
   </w:style>
-  <w:style w:type="character" w:customStyle="1" w:styleId="11">
+  <w:style w:type="character" w:customStyle="1" w:styleId="12">
     <w:name w:val="标题 2 字符"/>
     <w:link w:val="3"/>
     <w:qFormat/>
@@ -4453,7 +5367,7 @@
       <w:lang w:val="en-US" w:eastAsia="zh-CN" w:bidi="ar-SA"/>
     </w:rPr>
   </w:style>
-  <w:style w:type="character" w:customStyle="1" w:styleId="12">
+  <w:style w:type="character" w:customStyle="1" w:styleId="13">
     <w:name w:val="标题 1 字符"/>
     <w:link w:val="2"/>
     <w:qFormat/>
